--- a/courses/world-history-hack/BUILD/unit1/deliverables/Unit1_Teacher_HowToUse_and_MTSS_Guide.docx
+++ b/courses/world-history-hack/BUILD/unit1/deliverables/Unit1_Teacher_HowToUse_and_MTSS_Guide.docx
@@ -127,6 +127,7 @@
           <w:insideH w:val="single" w:color="auto" w:sz="4"/>
           <w:insideV w:val="single" w:color="auto" w:sz="4"/>
         </w:tblBorders>
+        <w:tblLayout w:type="fixed"/>
       </w:tblPr>
       <w:tblGrid>
         <w:gridCol w:w="2639"/>
@@ -673,6 +674,7 @@
           <w:insideH w:val="single" w:color="auto" w:sz="4"/>
           <w:insideV w:val="single" w:color="auto" w:sz="4"/>
         </w:tblBorders>
+        <w:tblLayout w:type="fixed"/>
       </w:tblPr>
       <w:tblGrid>
         <w:gridCol w:w="3045"/>
@@ -1147,6 +1149,7 @@
           <w:insideH w:val="single" w:color="auto" w:sz="4"/>
           <w:insideV w:val="single" w:color="auto" w:sz="4"/>
         </w:tblBorders>
+        <w:tblLayout w:type="fixed"/>
       </w:tblPr>
       <w:tblGrid>
         <w:gridCol w:w="1827"/>
@@ -1637,6 +1640,7 @@
           <w:insideH w:val="single" w:color="auto" w:sz="4"/>
           <w:insideV w:val="single" w:color="auto" w:sz="4"/>
         </w:tblBorders>
+        <w:tblLayout w:type="fixed"/>
       </w:tblPr>
       <w:tblGrid>
         <w:gridCol w:w="9792"/>
@@ -1729,6 +1733,7 @@
           <w:insideH w:val="single" w:color="auto" w:sz="4"/>
           <w:insideV w:val="single" w:color="auto" w:sz="4"/>
         </w:tblBorders>
+        <w:tblLayout w:type="fixed"/>
       </w:tblPr>
       <w:tblGrid>
         <w:gridCol w:w="3451"/>
@@ -2241,6 +2246,7 @@
           <w:insideH w:val="single" w:color="auto" w:sz="4"/>
           <w:insideV w:val="single" w:color="auto" w:sz="4"/>
         </w:tblBorders>
+        <w:tblLayout w:type="fixed"/>
       </w:tblPr>
       <w:tblGrid>
         <w:gridCol w:w="1421"/>
@@ -3498,6 +3504,7 @@
           <w:insideH w:val="single" w:color="auto" w:sz="4"/>
           <w:insideV w:val="single" w:color="auto" w:sz="4"/>
         </w:tblBorders>
+        <w:tblLayout w:type="fixed"/>
       </w:tblPr>
       <w:tblGrid>
         <w:gridCol w:w="3248"/>
@@ -3938,6 +3945,7 @@
           <w:insideH w:val="single" w:color="auto" w:sz="4"/>
           <w:insideV w:val="single" w:color="auto" w:sz="4"/>
         </w:tblBorders>
+        <w:tblLayout w:type="fixed"/>
       </w:tblPr>
       <w:tblGrid>
         <w:gridCol w:w="3349"/>
@@ -5050,6 +5058,7 @@
           <w:insideH w:val="single" w:color="auto" w:sz="4"/>
           <w:insideV w:val="single" w:color="auto" w:sz="4"/>
         </w:tblBorders>
+        <w:tblLayout w:type="fixed"/>
       </w:tblPr>
       <w:tblGrid>
         <w:gridCol w:w="9792"/>
@@ -5201,6 +5210,7 @@
           <w:insideH w:val="single" w:color="auto" w:sz="4"/>
           <w:insideV w:val="single" w:color="auto" w:sz="4"/>
         </w:tblBorders>
+        <w:tblLayout w:type="fixed"/>
       </w:tblPr>
       <w:tblGrid>
         <w:gridCol w:w="9792"/>
@@ -5331,6 +5341,7 @@
           <w:insideH w:val="single" w:color="auto" w:sz="4"/>
           <w:insideV w:val="single" w:color="auto" w:sz="4"/>
         </w:tblBorders>
+        <w:tblLayout w:type="fixed"/>
       </w:tblPr>
       <w:tblGrid>
         <w:gridCol w:w="2639"/>
@@ -5790,6 +5801,7 @@
           <w:insideH w:val="single" w:color="auto" w:sz="4"/>
           <w:insideV w:val="single" w:color="auto" w:sz="4"/>
         </w:tblBorders>
+        <w:tblLayout w:type="fixed"/>
       </w:tblPr>
       <w:tblGrid>
         <w:gridCol w:w="2639"/>
@@ -6249,6 +6261,7 @@
           <w:insideH w:val="single" w:color="auto" w:sz="4"/>
           <w:insideV w:val="single" w:color="auto" w:sz="4"/>
         </w:tblBorders>
+        <w:tblLayout w:type="fixed"/>
       </w:tblPr>
       <w:tblGrid>
         <w:gridCol w:w="2639"/>
@@ -6708,6 +6721,7 @@
           <w:insideH w:val="single" w:color="auto" w:sz="4"/>
           <w:insideV w:val="single" w:color="auto" w:sz="4"/>
         </w:tblBorders>
+        <w:tblLayout w:type="fixed"/>
       </w:tblPr>
       <w:tblGrid>
         <w:gridCol w:w="2639"/>
@@ -7167,6 +7181,7 @@
           <w:insideH w:val="single" w:color="auto" w:sz="4"/>
           <w:insideV w:val="single" w:color="auto" w:sz="4"/>
         </w:tblBorders>
+        <w:tblLayout w:type="fixed"/>
       </w:tblPr>
       <w:tblGrid>
         <w:gridCol w:w="2639"/>
@@ -7631,6 +7646,7 @@
           <w:insideH w:val="single" w:color="auto" w:sz="4"/>
           <w:insideV w:val="single" w:color="auto" w:sz="4"/>
         </w:tblBorders>
+        <w:tblLayout w:type="fixed"/>
       </w:tblPr>
       <w:tblGrid>
         <w:gridCol w:w="2639"/>
@@ -8040,6 +8056,7 @@
           <w:insideH w:val="single" w:color="auto" w:sz="4"/>
           <w:insideV w:val="single" w:color="auto" w:sz="4"/>
         </w:tblBorders>
+        <w:tblLayout w:type="fixed"/>
       </w:tblPr>
       <w:tblGrid>
         <w:gridCol w:w="9792"/>
@@ -8112,6 +8129,7 @@
           <w:insideH w:val="single" w:color="auto" w:sz="4"/>
           <w:insideV w:val="single" w:color="auto" w:sz="4"/>
         </w:tblBorders>
+        <w:tblLayout w:type="fixed"/>
       </w:tblPr>
       <w:tblGrid>
         <w:gridCol w:w="2639"/>
@@ -8219,6 +8237,46 @@
               <w:spacing w:after="0"/>
             </w:pPr>
             <w:r>
+              <w:drawing>
+                <wp:inline distT="0" distB="0" distL="0" distR="0">
+                  <wp:extent cx="1485900" cy="9525"/>
+                  <wp:effectExtent t="0" r="0" b="0" l="0"/>
+                  <wp:docPr id="1" name="spacer" descr="spacer" title=""/>
+                  <wp:cNvGraphicFramePr>
+                    <a:graphicFrameLocks xmlns:a="http://schemas.openxmlformats.org/drawingml/2006/main" noChangeAspect="1"/>
+                  </wp:cNvGraphicFramePr>
+                  <a:graphic xmlns:a="http://schemas.openxmlformats.org/drawingml/2006/main">
+                    <a:graphicData uri="http://schemas.openxmlformats.org/drawingml/2006/picture">
+                      <pic:pic xmlns:pic="http://schemas.openxmlformats.org/drawingml/2006/picture">
+                        <pic:nvPicPr>
+                          <pic:cNvPr id="0" name="" descr=""/>
+                          <pic:cNvPicPr>
+                            <a:picLocks noChangeAspect="1" noChangeArrowheads="1"/>
+                          </pic:cNvPicPr>
+                        </pic:nvPicPr>
+                        <pic:blipFill>
+                          <a:blip r:embed="rId9" cstate="none"/>
+                          <a:srcRect/>
+                          <a:stretch>
+                            <a:fillRect/>
+                          </a:stretch>
+                        </pic:blipFill>
+                        <pic:spPr bwMode="auto">
+                          <a:xfrm>
+                            <a:off x="0" y="0"/>
+                            <a:ext cx="1485900" cy="9525"/>
+                          </a:xfrm>
+                          <a:prstGeom prst="rect">
+                            <a:avLst/>
+                          </a:prstGeom>
+                        </pic:spPr>
+                      </pic:pic>
+                    </a:graphicData>
+                  </a:graphic>
+                </wp:inline>
+              </w:drawing>
+            </w:r>
+            <w:r>
               <w:rPr>
                 <w:rFonts w:ascii="Calibri" w:cs="Calibri" w:eastAsia="Calibri" w:hAnsi="Calibri"/>
                 <w:b w:val="false"/>
@@ -8253,6 +8311,46 @@
             <w:pPr>
               <w:spacing w:after="0"/>
             </w:pPr>
+            <w:r>
+              <w:drawing>
+                <wp:inline distT="0" distB="0" distL="0" distR="0">
+                  <wp:extent cx="4352925" cy="9525"/>
+                  <wp:effectExtent t="0" r="0" b="0" l="0"/>
+                  <wp:docPr id="1" name="spacer" descr="spacer" title=""/>
+                  <wp:cNvGraphicFramePr>
+                    <a:graphicFrameLocks xmlns:a="http://schemas.openxmlformats.org/drawingml/2006/main" noChangeAspect="1"/>
+                  </wp:cNvGraphicFramePr>
+                  <a:graphic xmlns:a="http://schemas.openxmlformats.org/drawingml/2006/main">
+                    <a:graphicData uri="http://schemas.openxmlformats.org/drawingml/2006/picture">
+                      <pic:pic xmlns:pic="http://schemas.openxmlformats.org/drawingml/2006/picture">
+                        <pic:nvPicPr>
+                          <pic:cNvPr id="0" name="" descr=""/>
+                          <pic:cNvPicPr>
+                            <a:picLocks noChangeAspect="1" noChangeArrowheads="1"/>
+                          </pic:cNvPicPr>
+                        </pic:nvPicPr>
+                        <pic:blipFill>
+                          <a:blip r:embed="rId9" cstate="none"/>
+                          <a:srcRect/>
+                          <a:stretch>
+                            <a:fillRect/>
+                          </a:stretch>
+                        </pic:blipFill>
+                        <pic:spPr bwMode="auto">
+                          <a:xfrm>
+                            <a:off x="0" y="0"/>
+                            <a:ext cx="4352925" cy="9525"/>
+                          </a:xfrm>
+                          <a:prstGeom prst="rect">
+                            <a:avLst/>
+                          </a:prstGeom>
+                        </pic:spPr>
+                      </pic:pic>
+                    </a:graphicData>
+                  </a:graphic>
+                </wp:inline>
+              </w:drawing>
+            </w:r>
             <w:r>
               <w:rPr>
                 <w:rFonts w:ascii="Calibri" w:cs="Calibri" w:eastAsia="Calibri" w:hAnsi="Calibri"/>
@@ -8294,6 +8392,46 @@
               <w:spacing w:after="0"/>
             </w:pPr>
             <w:r>
+              <w:drawing>
+                <wp:inline distT="0" distB="0" distL="0" distR="0">
+                  <wp:extent cx="1485900" cy="9525"/>
+                  <wp:effectExtent t="0" r="0" b="0" l="0"/>
+                  <wp:docPr id="1" name="spacer" descr="spacer" title=""/>
+                  <wp:cNvGraphicFramePr>
+                    <a:graphicFrameLocks xmlns:a="http://schemas.openxmlformats.org/drawingml/2006/main" noChangeAspect="1"/>
+                  </wp:cNvGraphicFramePr>
+                  <a:graphic xmlns:a="http://schemas.openxmlformats.org/drawingml/2006/main">
+                    <a:graphicData uri="http://schemas.openxmlformats.org/drawingml/2006/picture">
+                      <pic:pic xmlns:pic="http://schemas.openxmlformats.org/drawingml/2006/picture">
+                        <pic:nvPicPr>
+                          <pic:cNvPr id="0" name="" descr=""/>
+                          <pic:cNvPicPr>
+                            <a:picLocks noChangeAspect="1" noChangeArrowheads="1"/>
+                          </pic:cNvPicPr>
+                        </pic:nvPicPr>
+                        <pic:blipFill>
+                          <a:blip r:embed="rId9" cstate="none"/>
+                          <a:srcRect/>
+                          <a:stretch>
+                            <a:fillRect/>
+                          </a:stretch>
+                        </pic:blipFill>
+                        <pic:spPr bwMode="auto">
+                          <a:xfrm>
+                            <a:off x="0" y="0"/>
+                            <a:ext cx="1485900" cy="9525"/>
+                          </a:xfrm>
+                          <a:prstGeom prst="rect">
+                            <a:avLst/>
+                          </a:prstGeom>
+                        </pic:spPr>
+                      </pic:pic>
+                    </a:graphicData>
+                  </a:graphic>
+                </wp:inline>
+              </w:drawing>
+            </w:r>
+            <w:r>
               <w:rPr>
                 <w:rFonts w:ascii="Calibri" w:cs="Calibri" w:eastAsia="Calibri" w:hAnsi="Calibri"/>
                 <w:b w:val="false"/>
@@ -8328,6 +8466,46 @@
             <w:pPr>
               <w:spacing w:after="0"/>
             </w:pPr>
+            <w:r>
+              <w:drawing>
+                <wp:inline distT="0" distB="0" distL="0" distR="0">
+                  <wp:extent cx="4352925" cy="9525"/>
+                  <wp:effectExtent t="0" r="0" b="0" l="0"/>
+                  <wp:docPr id="1" name="spacer" descr="spacer" title=""/>
+                  <wp:cNvGraphicFramePr>
+                    <a:graphicFrameLocks xmlns:a="http://schemas.openxmlformats.org/drawingml/2006/main" noChangeAspect="1"/>
+                  </wp:cNvGraphicFramePr>
+                  <a:graphic xmlns:a="http://schemas.openxmlformats.org/drawingml/2006/main">
+                    <a:graphicData uri="http://schemas.openxmlformats.org/drawingml/2006/picture">
+                      <pic:pic xmlns:pic="http://schemas.openxmlformats.org/drawingml/2006/picture">
+                        <pic:nvPicPr>
+                          <pic:cNvPr id="0" name="" descr=""/>
+                          <pic:cNvPicPr>
+                            <a:picLocks noChangeAspect="1" noChangeArrowheads="1"/>
+                          </pic:cNvPicPr>
+                        </pic:nvPicPr>
+                        <pic:blipFill>
+                          <a:blip r:embed="rId9" cstate="none"/>
+                          <a:srcRect/>
+                          <a:stretch>
+                            <a:fillRect/>
+                          </a:stretch>
+                        </pic:blipFill>
+                        <pic:spPr bwMode="auto">
+                          <a:xfrm>
+                            <a:off x="0" y="0"/>
+                            <a:ext cx="4352925" cy="9525"/>
+                          </a:xfrm>
+                          <a:prstGeom prst="rect">
+                            <a:avLst/>
+                          </a:prstGeom>
+                        </pic:spPr>
+                      </pic:pic>
+                    </a:graphicData>
+                  </a:graphic>
+                </wp:inline>
+              </w:drawing>
+            </w:r>
             <w:r>
               <w:rPr>
                 <w:rFonts w:ascii="Calibri" w:cs="Calibri" w:eastAsia="Calibri" w:hAnsi="Calibri"/>
@@ -8369,6 +8547,46 @@
               <w:spacing w:after="0"/>
             </w:pPr>
             <w:r>
+              <w:drawing>
+                <wp:inline distT="0" distB="0" distL="0" distR="0">
+                  <wp:extent cx="1485900" cy="9525"/>
+                  <wp:effectExtent t="0" r="0" b="0" l="0"/>
+                  <wp:docPr id="1" name="spacer" descr="spacer" title=""/>
+                  <wp:cNvGraphicFramePr>
+                    <a:graphicFrameLocks xmlns:a="http://schemas.openxmlformats.org/drawingml/2006/main" noChangeAspect="1"/>
+                  </wp:cNvGraphicFramePr>
+                  <a:graphic xmlns:a="http://schemas.openxmlformats.org/drawingml/2006/main">
+                    <a:graphicData uri="http://schemas.openxmlformats.org/drawingml/2006/picture">
+                      <pic:pic xmlns:pic="http://schemas.openxmlformats.org/drawingml/2006/picture">
+                        <pic:nvPicPr>
+                          <pic:cNvPr id="0" name="" descr=""/>
+                          <pic:cNvPicPr>
+                            <a:picLocks noChangeAspect="1" noChangeArrowheads="1"/>
+                          </pic:cNvPicPr>
+                        </pic:nvPicPr>
+                        <pic:blipFill>
+                          <a:blip r:embed="rId9" cstate="none"/>
+                          <a:srcRect/>
+                          <a:stretch>
+                            <a:fillRect/>
+                          </a:stretch>
+                        </pic:blipFill>
+                        <pic:spPr bwMode="auto">
+                          <a:xfrm>
+                            <a:off x="0" y="0"/>
+                            <a:ext cx="1485900" cy="9525"/>
+                          </a:xfrm>
+                          <a:prstGeom prst="rect">
+                            <a:avLst/>
+                          </a:prstGeom>
+                        </pic:spPr>
+                      </pic:pic>
+                    </a:graphicData>
+                  </a:graphic>
+                </wp:inline>
+              </w:drawing>
+            </w:r>
+            <w:r>
               <w:rPr>
                 <w:rFonts w:ascii="Calibri" w:cs="Calibri" w:eastAsia="Calibri" w:hAnsi="Calibri"/>
                 <w:b w:val="false"/>
@@ -8403,6 +8621,46 @@
             <w:pPr>
               <w:spacing w:after="0"/>
             </w:pPr>
+            <w:r>
+              <w:drawing>
+                <wp:inline distT="0" distB="0" distL="0" distR="0">
+                  <wp:extent cx="4352925" cy="9525"/>
+                  <wp:effectExtent t="0" r="0" b="0" l="0"/>
+                  <wp:docPr id="1" name="spacer" descr="spacer" title=""/>
+                  <wp:cNvGraphicFramePr>
+                    <a:graphicFrameLocks xmlns:a="http://schemas.openxmlformats.org/drawingml/2006/main" noChangeAspect="1"/>
+                  </wp:cNvGraphicFramePr>
+                  <a:graphic xmlns:a="http://schemas.openxmlformats.org/drawingml/2006/main">
+                    <a:graphicData uri="http://schemas.openxmlformats.org/drawingml/2006/picture">
+                      <pic:pic xmlns:pic="http://schemas.openxmlformats.org/drawingml/2006/picture">
+                        <pic:nvPicPr>
+                          <pic:cNvPr id="0" name="" descr=""/>
+                          <pic:cNvPicPr>
+                            <a:picLocks noChangeAspect="1" noChangeArrowheads="1"/>
+                          </pic:cNvPicPr>
+                        </pic:nvPicPr>
+                        <pic:blipFill>
+                          <a:blip r:embed="rId9" cstate="none"/>
+                          <a:srcRect/>
+                          <a:stretch>
+                            <a:fillRect/>
+                          </a:stretch>
+                        </pic:blipFill>
+                        <pic:spPr bwMode="auto">
+                          <a:xfrm>
+                            <a:off x="0" y="0"/>
+                            <a:ext cx="4352925" cy="9525"/>
+                          </a:xfrm>
+                          <a:prstGeom prst="rect">
+                            <a:avLst/>
+                          </a:prstGeom>
+                        </pic:spPr>
+                      </pic:pic>
+                    </a:graphicData>
+                  </a:graphic>
+                </wp:inline>
+              </w:drawing>
+            </w:r>
             <w:r>
               <w:rPr>
                 <w:rFonts w:ascii="Calibri" w:cs="Calibri" w:eastAsia="Calibri" w:hAnsi="Calibri"/>
@@ -8444,6 +8702,46 @@
               <w:spacing w:after="0"/>
             </w:pPr>
             <w:r>
+              <w:drawing>
+                <wp:inline distT="0" distB="0" distL="0" distR="0">
+                  <wp:extent cx="1485900" cy="9525"/>
+                  <wp:effectExtent t="0" r="0" b="0" l="0"/>
+                  <wp:docPr id="1" name="spacer" descr="spacer" title=""/>
+                  <wp:cNvGraphicFramePr>
+                    <a:graphicFrameLocks xmlns:a="http://schemas.openxmlformats.org/drawingml/2006/main" noChangeAspect="1"/>
+                  </wp:cNvGraphicFramePr>
+                  <a:graphic xmlns:a="http://schemas.openxmlformats.org/drawingml/2006/main">
+                    <a:graphicData uri="http://schemas.openxmlformats.org/drawingml/2006/picture">
+                      <pic:pic xmlns:pic="http://schemas.openxmlformats.org/drawingml/2006/picture">
+                        <pic:nvPicPr>
+                          <pic:cNvPr id="0" name="" descr=""/>
+                          <pic:cNvPicPr>
+                            <a:picLocks noChangeAspect="1" noChangeArrowheads="1"/>
+                          </pic:cNvPicPr>
+                        </pic:nvPicPr>
+                        <pic:blipFill>
+                          <a:blip r:embed="rId9" cstate="none"/>
+                          <a:srcRect/>
+                          <a:stretch>
+                            <a:fillRect/>
+                          </a:stretch>
+                        </pic:blipFill>
+                        <pic:spPr bwMode="auto">
+                          <a:xfrm>
+                            <a:off x="0" y="0"/>
+                            <a:ext cx="1485900" cy="9525"/>
+                          </a:xfrm>
+                          <a:prstGeom prst="rect">
+                            <a:avLst/>
+                          </a:prstGeom>
+                        </pic:spPr>
+                      </pic:pic>
+                    </a:graphicData>
+                  </a:graphic>
+                </wp:inline>
+              </w:drawing>
+            </w:r>
+            <w:r>
               <w:rPr>
                 <w:rFonts w:ascii="Calibri" w:cs="Calibri" w:eastAsia="Calibri" w:hAnsi="Calibri"/>
                 <w:b w:val="false"/>
@@ -8478,6 +8776,46 @@
             <w:pPr>
               <w:spacing w:after="0"/>
             </w:pPr>
+            <w:r>
+              <w:drawing>
+                <wp:inline distT="0" distB="0" distL="0" distR="0">
+                  <wp:extent cx="4352925" cy="9525"/>
+                  <wp:effectExtent t="0" r="0" b="0" l="0"/>
+                  <wp:docPr id="1" name="spacer" descr="spacer" title=""/>
+                  <wp:cNvGraphicFramePr>
+                    <a:graphicFrameLocks xmlns:a="http://schemas.openxmlformats.org/drawingml/2006/main" noChangeAspect="1"/>
+                  </wp:cNvGraphicFramePr>
+                  <a:graphic xmlns:a="http://schemas.openxmlformats.org/drawingml/2006/main">
+                    <a:graphicData uri="http://schemas.openxmlformats.org/drawingml/2006/picture">
+                      <pic:pic xmlns:pic="http://schemas.openxmlformats.org/drawingml/2006/picture">
+                        <pic:nvPicPr>
+                          <pic:cNvPr id="0" name="" descr=""/>
+                          <pic:cNvPicPr>
+                            <a:picLocks noChangeAspect="1" noChangeArrowheads="1"/>
+                          </pic:cNvPicPr>
+                        </pic:nvPicPr>
+                        <pic:blipFill>
+                          <a:blip r:embed="rId9" cstate="none"/>
+                          <a:srcRect/>
+                          <a:stretch>
+                            <a:fillRect/>
+                          </a:stretch>
+                        </pic:blipFill>
+                        <pic:spPr bwMode="auto">
+                          <a:xfrm>
+                            <a:off x="0" y="0"/>
+                            <a:ext cx="4352925" cy="9525"/>
+                          </a:xfrm>
+                          <a:prstGeom prst="rect">
+                            <a:avLst/>
+                          </a:prstGeom>
+                        </pic:spPr>
+                      </pic:pic>
+                    </a:graphicData>
+                  </a:graphic>
+                </wp:inline>
+              </w:drawing>
+            </w:r>
             <w:r>
               <w:rPr>
                 <w:rFonts w:ascii="Calibri" w:cs="Calibri" w:eastAsia="Calibri" w:hAnsi="Calibri"/>
@@ -8524,6 +8862,7 @@
           <w:insideH w:val="single" w:color="auto" w:sz="4"/>
           <w:insideV w:val="single" w:color="auto" w:sz="4"/>
         </w:tblBorders>
+        <w:tblLayout w:type="fixed"/>
       </w:tblPr>
       <w:tblGrid>
         <w:gridCol w:w="9792"/>
@@ -8590,6 +8929,46 @@
             <w:pPr>
               <w:spacing w:after="0"/>
             </w:pPr>
+            <w:r>
+              <w:drawing>
+                <wp:inline distT="0" distB="0" distL="0" distR="0">
+                  <wp:extent cx="6029325" cy="9525"/>
+                  <wp:effectExtent t="0" r="0" b="0" l="0"/>
+                  <wp:docPr id="1" name="spacer" descr="spacer" title=""/>
+                  <wp:cNvGraphicFramePr>
+                    <a:graphicFrameLocks xmlns:a="http://schemas.openxmlformats.org/drawingml/2006/main" noChangeAspect="1"/>
+                  </wp:cNvGraphicFramePr>
+                  <a:graphic xmlns:a="http://schemas.openxmlformats.org/drawingml/2006/main">
+                    <a:graphicData uri="http://schemas.openxmlformats.org/drawingml/2006/picture">
+                      <pic:pic xmlns:pic="http://schemas.openxmlformats.org/drawingml/2006/picture">
+                        <pic:nvPicPr>
+                          <pic:cNvPr id="0" name="" descr=""/>
+                          <pic:cNvPicPr>
+                            <a:picLocks noChangeAspect="1" noChangeArrowheads="1"/>
+                          </pic:cNvPicPr>
+                        </pic:nvPicPr>
+                        <pic:blipFill>
+                          <a:blip r:embed="rId9" cstate="none"/>
+                          <a:srcRect/>
+                          <a:stretch>
+                            <a:fillRect/>
+                          </a:stretch>
+                        </pic:blipFill>
+                        <pic:spPr bwMode="auto">
+                          <a:xfrm>
+                            <a:off x="0" y="0"/>
+                            <a:ext cx="6029325" cy="9525"/>
+                          </a:xfrm>
+                          <a:prstGeom prst="rect">
+                            <a:avLst/>
+                          </a:prstGeom>
+                        </pic:spPr>
+                      </pic:pic>
+                    </a:graphicData>
+                  </a:graphic>
+                </wp:inline>
+              </w:drawing>
+            </w:r>
             <w:r>
               <w:rPr>
                 <w:rFonts w:ascii="Calibri" w:cs="Calibri" w:eastAsia="Calibri" w:hAnsi="Calibri"/>
@@ -8618,6 +8997,7 @@
           <w:insideH w:val="single" w:color="auto" w:sz="4"/>
           <w:insideV w:val="single" w:color="auto" w:sz="4"/>
         </w:tblBorders>
+        <w:tblLayout w:type="fixed"/>
       </w:tblPr>
       <w:tblGrid>
         <w:gridCol w:w="9792"/>
@@ -8685,6 +9065,46 @@
               <w:spacing w:after="0"/>
             </w:pPr>
             <w:r>
+              <w:drawing>
+                <wp:inline distT="0" distB="0" distL="0" distR="0">
+                  <wp:extent cx="6029325" cy="9525"/>
+                  <wp:effectExtent t="0" r="0" b="0" l="0"/>
+                  <wp:docPr id="1" name="spacer" descr="spacer" title=""/>
+                  <wp:cNvGraphicFramePr>
+                    <a:graphicFrameLocks xmlns:a="http://schemas.openxmlformats.org/drawingml/2006/main" noChangeAspect="1"/>
+                  </wp:cNvGraphicFramePr>
+                  <a:graphic xmlns:a="http://schemas.openxmlformats.org/drawingml/2006/main">
+                    <a:graphicData uri="http://schemas.openxmlformats.org/drawingml/2006/picture">
+                      <pic:pic xmlns:pic="http://schemas.openxmlformats.org/drawingml/2006/picture">
+                        <pic:nvPicPr>
+                          <pic:cNvPr id="0" name="" descr=""/>
+                          <pic:cNvPicPr>
+                            <a:picLocks noChangeAspect="1" noChangeArrowheads="1"/>
+                          </pic:cNvPicPr>
+                        </pic:nvPicPr>
+                        <pic:blipFill>
+                          <a:blip r:embed="rId9" cstate="none"/>
+                          <a:srcRect/>
+                          <a:stretch>
+                            <a:fillRect/>
+                          </a:stretch>
+                        </pic:blipFill>
+                        <pic:spPr bwMode="auto">
+                          <a:xfrm>
+                            <a:off x="0" y="0"/>
+                            <a:ext cx="6029325" cy="9525"/>
+                          </a:xfrm>
+                          <a:prstGeom prst="rect">
+                            <a:avLst/>
+                          </a:prstGeom>
+                        </pic:spPr>
+                      </pic:pic>
+                    </a:graphicData>
+                  </a:graphic>
+                </wp:inline>
+              </w:drawing>
+            </w:r>
+            <w:r>
               <w:rPr>
                 <w:rFonts w:ascii="Calibri" w:cs="Calibri" w:eastAsia="Calibri" w:hAnsi="Calibri"/>
                 <w:b w:val="false"/>
@@ -8724,6 +9144,46 @@
             <w:pPr>
               <w:spacing w:after="0"/>
             </w:pPr>
+            <w:r>
+              <w:drawing>
+                <wp:inline distT="0" distB="0" distL="0" distR="0">
+                  <wp:extent cx="6029325" cy="9525"/>
+                  <wp:effectExtent t="0" r="0" b="0" l="0"/>
+                  <wp:docPr id="1" name="spacer" descr="spacer" title=""/>
+                  <wp:cNvGraphicFramePr>
+                    <a:graphicFrameLocks xmlns:a="http://schemas.openxmlformats.org/drawingml/2006/main" noChangeAspect="1"/>
+                  </wp:cNvGraphicFramePr>
+                  <a:graphic xmlns:a="http://schemas.openxmlformats.org/drawingml/2006/main">
+                    <a:graphicData uri="http://schemas.openxmlformats.org/drawingml/2006/picture">
+                      <pic:pic xmlns:pic="http://schemas.openxmlformats.org/drawingml/2006/picture">
+                        <pic:nvPicPr>
+                          <pic:cNvPr id="0" name="" descr=""/>
+                          <pic:cNvPicPr>
+                            <a:picLocks noChangeAspect="1" noChangeArrowheads="1"/>
+                          </pic:cNvPicPr>
+                        </pic:nvPicPr>
+                        <pic:blipFill>
+                          <a:blip r:embed="rId9" cstate="none"/>
+                          <a:srcRect/>
+                          <a:stretch>
+                            <a:fillRect/>
+                          </a:stretch>
+                        </pic:blipFill>
+                        <pic:spPr bwMode="auto">
+                          <a:xfrm>
+                            <a:off x="0" y="0"/>
+                            <a:ext cx="6029325" cy="9525"/>
+                          </a:xfrm>
+                          <a:prstGeom prst="rect">
+                            <a:avLst/>
+                          </a:prstGeom>
+                        </pic:spPr>
+                      </pic:pic>
+                    </a:graphicData>
+                  </a:graphic>
+                </wp:inline>
+              </w:drawing>
+            </w:r>
             <w:r>
               <w:rPr>
                 <w:rFonts w:ascii="Calibri" w:cs="Calibri" w:eastAsia="Calibri" w:hAnsi="Calibri"/>
@@ -8752,6 +9212,7 @@
           <w:insideH w:val="single" w:color="auto" w:sz="4"/>
           <w:insideV w:val="single" w:color="auto" w:sz="4"/>
         </w:tblBorders>
+        <w:tblLayout w:type="fixed"/>
       </w:tblPr>
       <w:tblGrid>
         <w:gridCol w:w="9792"/>
@@ -8818,6 +9279,46 @@
             <w:pPr>
               <w:spacing w:after="0"/>
             </w:pPr>
+            <w:r>
+              <w:drawing>
+                <wp:inline distT="0" distB="0" distL="0" distR="0">
+                  <wp:extent cx="6029325" cy="9525"/>
+                  <wp:effectExtent t="0" r="0" b="0" l="0"/>
+                  <wp:docPr id="1" name="spacer" descr="spacer" title=""/>
+                  <wp:cNvGraphicFramePr>
+                    <a:graphicFrameLocks xmlns:a="http://schemas.openxmlformats.org/drawingml/2006/main" noChangeAspect="1"/>
+                  </wp:cNvGraphicFramePr>
+                  <a:graphic xmlns:a="http://schemas.openxmlformats.org/drawingml/2006/main">
+                    <a:graphicData uri="http://schemas.openxmlformats.org/drawingml/2006/picture">
+                      <pic:pic xmlns:pic="http://schemas.openxmlformats.org/drawingml/2006/picture">
+                        <pic:nvPicPr>
+                          <pic:cNvPr id="0" name="" descr=""/>
+                          <pic:cNvPicPr>
+                            <a:picLocks noChangeAspect="1" noChangeArrowheads="1"/>
+                          </pic:cNvPicPr>
+                        </pic:nvPicPr>
+                        <pic:blipFill>
+                          <a:blip r:embed="rId9" cstate="none"/>
+                          <a:srcRect/>
+                          <a:stretch>
+                            <a:fillRect/>
+                          </a:stretch>
+                        </pic:blipFill>
+                        <pic:spPr bwMode="auto">
+                          <a:xfrm>
+                            <a:off x="0" y="0"/>
+                            <a:ext cx="6029325" cy="9525"/>
+                          </a:xfrm>
+                          <a:prstGeom prst="rect">
+                            <a:avLst/>
+                          </a:prstGeom>
+                        </pic:spPr>
+                      </pic:pic>
+                    </a:graphicData>
+                  </a:graphic>
+                </wp:inline>
+              </w:drawing>
+            </w:r>
             <w:r>
               <w:rPr>
                 <w:rFonts w:ascii="Calibri" w:cs="Calibri" w:eastAsia="Calibri" w:hAnsi="Calibri"/>
@@ -8889,6 +9390,7 @@
           <w:insideH w:val="single" w:color="auto" w:sz="4"/>
           <w:insideV w:val="single" w:color="auto" w:sz="4"/>
         </w:tblBorders>
+        <w:tblLayout w:type="fixed"/>
       </w:tblPr>
       <w:tblGrid>
         <w:gridCol w:w="9792"/>
@@ -8961,6 +9463,7 @@
           <w:insideH w:val="single" w:color="auto" w:sz="4"/>
           <w:insideV w:val="single" w:color="auto" w:sz="4"/>
         </w:tblBorders>
+        <w:tblLayout w:type="fixed"/>
       </w:tblPr>
       <w:tblGrid>
         <w:gridCol w:w="9792"/>
@@ -9046,6 +9549,7 @@
           <w:insideH w:val="single" w:color="auto" w:sz="4"/>
           <w:insideV w:val="single" w:color="auto" w:sz="4"/>
         </w:tblBorders>
+        <w:tblLayout w:type="fixed"/>
       </w:tblPr>
       <w:tblGrid>
         <w:gridCol w:w="4896"/>
@@ -9153,6 +9657,46 @@
               <w:spacing w:after="0"/>
             </w:pPr>
             <w:r>
+              <w:drawing>
+                <wp:inline distT="0" distB="0" distL="0" distR="0">
+                  <wp:extent cx="2914650" cy="9525"/>
+                  <wp:effectExtent t="0" r="0" b="0" l="0"/>
+                  <wp:docPr id="1" name="spacer" descr="spacer" title=""/>
+                  <wp:cNvGraphicFramePr>
+                    <a:graphicFrameLocks xmlns:a="http://schemas.openxmlformats.org/drawingml/2006/main" noChangeAspect="1"/>
+                  </wp:cNvGraphicFramePr>
+                  <a:graphic xmlns:a="http://schemas.openxmlformats.org/drawingml/2006/main">
+                    <a:graphicData uri="http://schemas.openxmlformats.org/drawingml/2006/picture">
+                      <pic:pic xmlns:pic="http://schemas.openxmlformats.org/drawingml/2006/picture">
+                        <pic:nvPicPr>
+                          <pic:cNvPr id="0" name="" descr=""/>
+                          <pic:cNvPicPr>
+                            <a:picLocks noChangeAspect="1" noChangeArrowheads="1"/>
+                          </pic:cNvPicPr>
+                        </pic:nvPicPr>
+                        <pic:blipFill>
+                          <a:blip r:embed="rId9" cstate="none"/>
+                          <a:srcRect/>
+                          <a:stretch>
+                            <a:fillRect/>
+                          </a:stretch>
+                        </pic:blipFill>
+                        <pic:spPr bwMode="auto">
+                          <a:xfrm>
+                            <a:off x="0" y="0"/>
+                            <a:ext cx="2914650" cy="9525"/>
+                          </a:xfrm>
+                          <a:prstGeom prst="rect">
+                            <a:avLst/>
+                          </a:prstGeom>
+                        </pic:spPr>
+                      </pic:pic>
+                    </a:graphicData>
+                  </a:graphic>
+                </wp:inline>
+              </w:drawing>
+            </w:r>
+            <w:r>
               <w:rPr>
                 <w:rFonts w:ascii="Calibri" w:cs="Calibri" w:eastAsia="Calibri" w:hAnsi="Calibri"/>
                 <w:b w:val="false"/>
@@ -9187,6 +9731,46 @@
             <w:pPr>
               <w:spacing w:after="0"/>
             </w:pPr>
+            <w:r>
+              <w:drawing>
+                <wp:inline distT="0" distB="0" distL="0" distR="0">
+                  <wp:extent cx="2914650" cy="9525"/>
+                  <wp:effectExtent t="0" r="0" b="0" l="0"/>
+                  <wp:docPr id="1" name="spacer" descr="spacer" title=""/>
+                  <wp:cNvGraphicFramePr>
+                    <a:graphicFrameLocks xmlns:a="http://schemas.openxmlformats.org/drawingml/2006/main" noChangeAspect="1"/>
+                  </wp:cNvGraphicFramePr>
+                  <a:graphic xmlns:a="http://schemas.openxmlformats.org/drawingml/2006/main">
+                    <a:graphicData uri="http://schemas.openxmlformats.org/drawingml/2006/picture">
+                      <pic:pic xmlns:pic="http://schemas.openxmlformats.org/drawingml/2006/picture">
+                        <pic:nvPicPr>
+                          <pic:cNvPr id="0" name="" descr=""/>
+                          <pic:cNvPicPr>
+                            <a:picLocks noChangeAspect="1" noChangeArrowheads="1"/>
+                          </pic:cNvPicPr>
+                        </pic:nvPicPr>
+                        <pic:blipFill>
+                          <a:blip r:embed="rId9" cstate="none"/>
+                          <a:srcRect/>
+                          <a:stretch>
+                            <a:fillRect/>
+                          </a:stretch>
+                        </pic:blipFill>
+                        <pic:spPr bwMode="auto">
+                          <a:xfrm>
+                            <a:off x="0" y="0"/>
+                            <a:ext cx="2914650" cy="9525"/>
+                          </a:xfrm>
+                          <a:prstGeom prst="rect">
+                            <a:avLst/>
+                          </a:prstGeom>
+                        </pic:spPr>
+                      </pic:pic>
+                    </a:graphicData>
+                  </a:graphic>
+                </wp:inline>
+              </w:drawing>
+            </w:r>
             <w:r>
               <w:rPr>
                 <w:rFonts w:ascii="Calibri" w:cs="Calibri" w:eastAsia="Calibri" w:hAnsi="Calibri"/>
@@ -9303,6 +9887,46 @@
               <w:spacing w:after="0"/>
             </w:pPr>
             <w:r>
+              <w:drawing>
+                <wp:inline distT="0" distB="0" distL="0" distR="0">
+                  <wp:extent cx="2914650" cy="9525"/>
+                  <wp:effectExtent t="0" r="0" b="0" l="0"/>
+                  <wp:docPr id="1" name="spacer" descr="spacer" title=""/>
+                  <wp:cNvGraphicFramePr>
+                    <a:graphicFrameLocks xmlns:a="http://schemas.openxmlformats.org/drawingml/2006/main" noChangeAspect="1"/>
+                  </wp:cNvGraphicFramePr>
+                  <a:graphic xmlns:a="http://schemas.openxmlformats.org/drawingml/2006/main">
+                    <a:graphicData uri="http://schemas.openxmlformats.org/drawingml/2006/picture">
+                      <pic:pic xmlns:pic="http://schemas.openxmlformats.org/drawingml/2006/picture">
+                        <pic:nvPicPr>
+                          <pic:cNvPr id="0" name="" descr=""/>
+                          <pic:cNvPicPr>
+                            <a:picLocks noChangeAspect="1" noChangeArrowheads="1"/>
+                          </pic:cNvPicPr>
+                        </pic:nvPicPr>
+                        <pic:blipFill>
+                          <a:blip r:embed="rId9" cstate="none"/>
+                          <a:srcRect/>
+                          <a:stretch>
+                            <a:fillRect/>
+                          </a:stretch>
+                        </pic:blipFill>
+                        <pic:spPr bwMode="auto">
+                          <a:xfrm>
+                            <a:off x="0" y="0"/>
+                            <a:ext cx="2914650" cy="9525"/>
+                          </a:xfrm>
+                          <a:prstGeom prst="rect">
+                            <a:avLst/>
+                          </a:prstGeom>
+                        </pic:spPr>
+                      </pic:pic>
+                    </a:graphicData>
+                  </a:graphic>
+                </wp:inline>
+              </w:drawing>
+            </w:r>
+            <w:r>
               <w:rPr>
                 <w:rFonts w:ascii="Calibri" w:cs="Calibri" w:eastAsia="Calibri" w:hAnsi="Calibri"/>
                 <w:b w:val="false"/>
@@ -9337,6 +9961,46 @@
             <w:pPr>
               <w:spacing w:after="0"/>
             </w:pPr>
+            <w:r>
+              <w:drawing>
+                <wp:inline distT="0" distB="0" distL="0" distR="0">
+                  <wp:extent cx="2914650" cy="9525"/>
+                  <wp:effectExtent t="0" r="0" b="0" l="0"/>
+                  <wp:docPr id="1" name="spacer" descr="spacer" title=""/>
+                  <wp:cNvGraphicFramePr>
+                    <a:graphicFrameLocks xmlns:a="http://schemas.openxmlformats.org/drawingml/2006/main" noChangeAspect="1"/>
+                  </wp:cNvGraphicFramePr>
+                  <a:graphic xmlns:a="http://schemas.openxmlformats.org/drawingml/2006/main">
+                    <a:graphicData uri="http://schemas.openxmlformats.org/drawingml/2006/picture">
+                      <pic:pic xmlns:pic="http://schemas.openxmlformats.org/drawingml/2006/picture">
+                        <pic:nvPicPr>
+                          <pic:cNvPr id="0" name="" descr=""/>
+                          <pic:cNvPicPr>
+                            <a:picLocks noChangeAspect="1" noChangeArrowheads="1"/>
+                          </pic:cNvPicPr>
+                        </pic:nvPicPr>
+                        <pic:blipFill>
+                          <a:blip r:embed="rId9" cstate="none"/>
+                          <a:srcRect/>
+                          <a:stretch>
+                            <a:fillRect/>
+                          </a:stretch>
+                        </pic:blipFill>
+                        <pic:spPr bwMode="auto">
+                          <a:xfrm>
+                            <a:off x="0" y="0"/>
+                            <a:ext cx="2914650" cy="9525"/>
+                          </a:xfrm>
+                          <a:prstGeom prst="rect">
+                            <a:avLst/>
+                          </a:prstGeom>
+                        </pic:spPr>
+                      </pic:pic>
+                    </a:graphicData>
+                  </a:graphic>
+                </wp:inline>
+              </w:drawing>
+            </w:r>
             <w:r>
               <w:rPr>
                 <w:rFonts w:ascii="Calibri" w:cs="Calibri" w:eastAsia="Calibri" w:hAnsi="Calibri"/>
@@ -9365,6 +10029,7 @@
           <w:insideH w:val="single" w:color="auto" w:sz="4"/>
           <w:insideV w:val="single" w:color="auto" w:sz="4"/>
         </w:tblBorders>
+        <w:tblLayout w:type="fixed"/>
       </w:tblPr>
       <w:tblGrid>
         <w:gridCol w:w="9792"/>
@@ -9431,6 +10096,46 @@
             <w:pPr>
               <w:spacing w:after="0"/>
             </w:pPr>
+            <w:r>
+              <w:drawing>
+                <wp:inline distT="0" distB="0" distL="0" distR="0">
+                  <wp:extent cx="6029325" cy="9525"/>
+                  <wp:effectExtent t="0" r="0" b="0" l="0"/>
+                  <wp:docPr id="1" name="spacer" descr="spacer" title=""/>
+                  <wp:cNvGraphicFramePr>
+                    <a:graphicFrameLocks xmlns:a="http://schemas.openxmlformats.org/drawingml/2006/main" noChangeAspect="1"/>
+                  </wp:cNvGraphicFramePr>
+                  <a:graphic xmlns:a="http://schemas.openxmlformats.org/drawingml/2006/main">
+                    <a:graphicData uri="http://schemas.openxmlformats.org/drawingml/2006/picture">
+                      <pic:pic xmlns:pic="http://schemas.openxmlformats.org/drawingml/2006/picture">
+                        <pic:nvPicPr>
+                          <pic:cNvPr id="0" name="" descr=""/>
+                          <pic:cNvPicPr>
+                            <a:picLocks noChangeAspect="1" noChangeArrowheads="1"/>
+                          </pic:cNvPicPr>
+                        </pic:nvPicPr>
+                        <pic:blipFill>
+                          <a:blip r:embed="rId9" cstate="none"/>
+                          <a:srcRect/>
+                          <a:stretch>
+                            <a:fillRect/>
+                          </a:stretch>
+                        </pic:blipFill>
+                        <pic:spPr bwMode="auto">
+                          <a:xfrm>
+                            <a:off x="0" y="0"/>
+                            <a:ext cx="6029325" cy="9525"/>
+                          </a:xfrm>
+                          <a:prstGeom prst="rect">
+                            <a:avLst/>
+                          </a:prstGeom>
+                        </pic:spPr>
+                      </pic:pic>
+                    </a:graphicData>
+                  </a:graphic>
+                </wp:inline>
+              </w:drawing>
+            </w:r>
             <w:r>
               <w:rPr>
                 <w:rFonts w:ascii="Calibri" w:cs="Calibri" w:eastAsia="Calibri" w:hAnsi="Calibri"/>
@@ -9502,6 +10207,7 @@
           <w:insideH w:val="single" w:color="auto" w:sz="4"/>
           <w:insideV w:val="single" w:color="auto" w:sz="4"/>
         </w:tblBorders>
+        <w:tblLayout w:type="fixed"/>
       </w:tblPr>
       <w:tblGrid>
         <w:gridCol w:w="3248"/>
@@ -10275,6 +10981,7 @@
           <w:insideH w:val="single" w:color="auto" w:sz="4"/>
           <w:insideV w:val="single" w:color="auto" w:sz="4"/>
         </w:tblBorders>
+        <w:tblLayout w:type="fixed"/>
       </w:tblPr>
       <w:tblGrid>
         <w:gridCol w:w="9792"/>
@@ -10410,6 +11117,7 @@
           <w:insideH w:val="single" w:color="auto" w:sz="4"/>
           <w:insideV w:val="single" w:color="auto" w:sz="4"/>
         </w:tblBorders>
+        <w:tblLayout w:type="fixed"/>
       </w:tblPr>
       <w:tblGrid>
         <w:gridCol w:w="2842"/>
@@ -10488,6 +11196,222 @@
                 <w:szCs w:val="19"/>
               </w:rPr>
               <w:t xml:space="preserve">Where it is taught in this standard</w:t>
+            </w:r>
+          </w:p>
+        </w:tc>
+      </w:tr>
+      <w:tr>
+        <w:tc>
+          <w:tcPr>
+            <w:tcW w:type="dxa" w:w="2842"/>
+            <w:tcBorders>
+              <w:top w:val="single" w:color="D9D5C8" w:sz="4"/>
+              <w:left w:val="single" w:color="D9D5C8" w:sz="4"/>
+              <w:bottom w:val="single" w:color="D9D5C8" w:sz="4"/>
+              <w:right w:val="single" w:color="D9D5C8" w:sz="4"/>
+            </w:tcBorders>
+            <w:tcMar>
+              <w:top w:type="dxa" w:w="60"/>
+              <w:left w:type="dxa" w:w="110"/>
+              <w:bottom w:type="dxa" w:w="60"/>
+              <w:right w:type="dxa" w:w="110"/>
+            </w:tcMar>
+          </w:tcPr>
+          <w:p>
+            <w:pPr>
+              <w:spacing w:after="0"/>
+            </w:pPr>
+            <w:r>
+              <w:rPr>
+                <w:rFonts w:ascii="Calibri" w:cs="Calibri" w:eastAsia="Calibri" w:hAnsi="Calibri"/>
+                <w:b w:val="false"/>
+                <w:bCs w:val="false"/>
+                <w:i w:val="false"/>
+                <w:iCs w:val="false"/>
+                <w:color w:val="1A1A1A"/>
+                <w:sz w:val="20"/>
+                <w:szCs w:val="20"/>
+              </w:rPr>
+              <w:t xml:space="preserve">Politics</w:t>
+            </w:r>
+          </w:p>
+        </w:tc>
+        <w:tc>
+          <w:tcPr>
+            <w:tcW w:type="dxa" w:w="6950"/>
+            <w:tcBorders>
+              <w:top w:val="single" w:color="D9D5C8" w:sz="4"/>
+              <w:left w:val="single" w:color="D9D5C8" w:sz="4"/>
+              <w:bottom w:val="single" w:color="D9D5C8" w:sz="4"/>
+              <w:right w:val="single" w:color="D9D5C8" w:sz="4"/>
+            </w:tcBorders>
+            <w:tcMar>
+              <w:top w:type="dxa" w:w="60"/>
+              <w:left w:type="dxa" w:w="110"/>
+              <w:bottom w:type="dxa" w:w="60"/>
+              <w:right w:type="dxa" w:w="110"/>
+            </w:tcMar>
+          </w:tcPr>
+          <w:p>
+            <w:pPr>
+              <w:spacing w:after="0"/>
+            </w:pPr>
+            <w:r>
+              <w:rPr>
+                <w:rFonts w:ascii="Calibri" w:cs="Calibri" w:eastAsia="Calibri" w:hAnsi="Calibri"/>
+                <w:b w:val="false"/>
+                <w:bCs w:val="false"/>
+                <w:i w:val="false"/>
+                <w:iCs w:val="false"/>
+                <w:color w:val="1A1A1A"/>
+                <w:sz w:val="20"/>
+                <w:szCs w:val="20"/>
+              </w:rPr>
+              <w:t xml:space="preserve">how power was centralized</w:t>
+            </w:r>
+          </w:p>
+        </w:tc>
+      </w:tr>
+      <w:tr>
+        <w:tc>
+          <w:tcPr>
+            <w:tcW w:type="dxa" w:w="2842"/>
+            <w:tcBorders>
+              <w:top w:val="single" w:color="D9D5C8" w:sz="4"/>
+              <w:left w:val="single" w:color="D9D5C8" w:sz="4"/>
+              <w:bottom w:val="single" w:color="D9D5C8" w:sz="4"/>
+              <w:right w:val="single" w:color="D9D5C8" w:sz="4"/>
+            </w:tcBorders>
+            <w:tcMar>
+              <w:top w:type="dxa" w:w="60"/>
+              <w:left w:type="dxa" w:w="110"/>
+              <w:bottom w:type="dxa" w:w="60"/>
+              <w:right w:type="dxa" w:w="110"/>
+            </w:tcMar>
+          </w:tcPr>
+          <w:p>
+            <w:pPr>
+              <w:spacing w:after="0"/>
+            </w:pPr>
+            <w:r>
+              <w:rPr>
+                <w:rFonts w:ascii="Calibri" w:cs="Calibri" w:eastAsia="Calibri" w:hAnsi="Calibri"/>
+                <w:b w:val="false"/>
+                <w:bCs w:val="false"/>
+                <w:i w:val="false"/>
+                <w:iCs w:val="false"/>
+                <w:color w:val="1A1A1A"/>
+                <w:sz w:val="20"/>
+                <w:szCs w:val="20"/>
+              </w:rPr>
+              <w:t xml:space="preserve">Culture</w:t>
+            </w:r>
+          </w:p>
+        </w:tc>
+        <w:tc>
+          <w:tcPr>
+            <w:tcW w:type="dxa" w:w="6950"/>
+            <w:tcBorders>
+              <w:top w:val="single" w:color="D9D5C8" w:sz="4"/>
+              <w:left w:val="single" w:color="D9D5C8" w:sz="4"/>
+              <w:bottom w:val="single" w:color="D9D5C8" w:sz="4"/>
+              <w:right w:val="single" w:color="D9D5C8" w:sz="4"/>
+            </w:tcBorders>
+            <w:tcMar>
+              <w:top w:type="dxa" w:w="60"/>
+              <w:left w:type="dxa" w:w="110"/>
+              <w:bottom w:type="dxa" w:w="60"/>
+              <w:right w:type="dxa" w:w="110"/>
+            </w:tcMar>
+          </w:tcPr>
+          <w:p>
+            <w:pPr>
+              <w:spacing w:after="0"/>
+            </w:pPr>
+            <w:r>
+              <w:rPr>
+                <w:rFonts w:ascii="Calibri" w:cs="Calibri" w:eastAsia="Calibri" w:hAnsi="Calibri"/>
+                <w:b w:val="false"/>
+                <w:bCs w:val="false"/>
+                <w:i w:val="false"/>
+                <w:iCs w:val="false"/>
+                <w:color w:val="1A1A1A"/>
+                <w:sz w:val="20"/>
+                <w:szCs w:val="20"/>
+              </w:rPr>
+              <w:t xml:space="preserve">how palaces and court ritual projected authority</w:t>
+            </w:r>
+          </w:p>
+        </w:tc>
+      </w:tr>
+      <w:tr>
+        <w:tc>
+          <w:tcPr>
+            <w:tcW w:type="dxa" w:w="2842"/>
+            <w:tcBorders>
+              <w:top w:val="single" w:color="D9D5C8" w:sz="4"/>
+              <w:left w:val="single" w:color="D9D5C8" w:sz="4"/>
+              <w:bottom w:val="single" w:color="D9D5C8" w:sz="4"/>
+              <w:right w:val="single" w:color="D9D5C8" w:sz="4"/>
+            </w:tcBorders>
+            <w:tcMar>
+              <w:top w:type="dxa" w:w="60"/>
+              <w:left w:type="dxa" w:w="110"/>
+              <w:bottom w:type="dxa" w:w="60"/>
+              <w:right w:type="dxa" w:w="110"/>
+            </w:tcMar>
+          </w:tcPr>
+          <w:p>
+            <w:pPr>
+              <w:spacing w:after="0"/>
+            </w:pPr>
+            <w:r>
+              <w:rPr>
+                <w:rFonts w:ascii="Calibri" w:cs="Calibri" w:eastAsia="Calibri" w:hAnsi="Calibri"/>
+                <w:b w:val="false"/>
+                <w:bCs w:val="false"/>
+                <w:i w:val="false"/>
+                <w:iCs w:val="false"/>
+                <w:color w:val="1A1A1A"/>
+                <w:sz w:val="20"/>
+                <w:szCs w:val="20"/>
+              </w:rPr>
+              <w:t xml:space="preserve">History</w:t>
+            </w:r>
+          </w:p>
+        </w:tc>
+        <w:tc>
+          <w:tcPr>
+            <w:tcW w:type="dxa" w:w="6950"/>
+            <w:tcBorders>
+              <w:top w:val="single" w:color="D9D5C8" w:sz="4"/>
+              <w:left w:val="single" w:color="D9D5C8" w:sz="4"/>
+              <w:bottom w:val="single" w:color="D9D5C8" w:sz="4"/>
+              <w:right w:val="single" w:color="D9D5C8" w:sz="4"/>
+            </w:tcBorders>
+            <w:tcMar>
+              <w:top w:type="dxa" w:w="60"/>
+              <w:left w:type="dxa" w:w="110"/>
+              <w:bottom w:type="dxa" w:w="60"/>
+              <w:right w:type="dxa" w:w="110"/>
+            </w:tcMar>
+          </w:tcPr>
+          <w:p>
+            <w:pPr>
+              <w:spacing w:after="0"/>
+            </w:pPr>
+            <w:r>
+              <w:rPr>
+                <w:rFonts w:ascii="Calibri" w:cs="Calibri" w:eastAsia="Calibri" w:hAnsi="Calibri"/>
+                <w:b w:val="false"/>
+                <w:bCs w:val="false"/>
+                <w:i w:val="false"/>
+                <w:iCs w:val="false"/>
+                <w:color w:val="1A1A1A"/>
+                <w:sz w:val="20"/>
+                <w:szCs w:val="20"/>
+              </w:rPr>
+              <w:t xml:space="preserve">continuity and change from feudal kingship to absolute monarchy</w:t>
             </w:r>
           </w:p>
         </w:tc>
@@ -10524,6 +11448,7 @@
           <w:insideH w:val="single" w:color="auto" w:sz="4"/>
           <w:insideV w:val="single" w:color="auto" w:sz="4"/>
         </w:tblBorders>
+        <w:tblLayout w:type="fixed"/>
       </w:tblPr>
       <w:tblGrid>
         <w:gridCol w:w="2842"/>
@@ -10602,6 +11527,150 @@
                 <w:szCs w:val="19"/>
               </w:rPr>
               <w:t xml:space="preserve">Where it is taught in this standard</w:t>
+            </w:r>
+          </w:p>
+        </w:tc>
+      </w:tr>
+      <w:tr>
+        <w:tc>
+          <w:tcPr>
+            <w:tcW w:type="dxa" w:w="2842"/>
+            <w:tcBorders>
+              <w:top w:val="single" w:color="D9D5C8" w:sz="4"/>
+              <w:left w:val="single" w:color="D9D5C8" w:sz="4"/>
+              <w:bottom w:val="single" w:color="D9D5C8" w:sz="4"/>
+              <w:right w:val="single" w:color="D9D5C8" w:sz="4"/>
+            </w:tcBorders>
+            <w:tcMar>
+              <w:top w:type="dxa" w:w="60"/>
+              <w:left w:type="dxa" w:w="110"/>
+              <w:bottom w:type="dxa" w:w="60"/>
+              <w:right w:type="dxa" w:w="110"/>
+            </w:tcMar>
+          </w:tcPr>
+          <w:p>
+            <w:pPr>
+              <w:spacing w:after="0"/>
+            </w:pPr>
+            <w:r>
+              <w:rPr>
+                <w:rFonts w:ascii="Calibri" w:cs="Calibri" w:eastAsia="Calibri" w:hAnsi="Calibri"/>
+                <w:b w:val="false"/>
+                <w:bCs w:val="false"/>
+                <w:i w:val="false"/>
+                <w:iCs w:val="false"/>
+                <w:color w:val="1A1A1A"/>
+                <w:sz w:val="20"/>
+                <w:szCs w:val="20"/>
+              </w:rPr>
+              <w:t xml:space="preserve">Politics</w:t>
+            </w:r>
+          </w:p>
+        </w:tc>
+        <w:tc>
+          <w:tcPr>
+            <w:tcW w:type="dxa" w:w="6950"/>
+            <w:tcBorders>
+              <w:top w:val="single" w:color="D9D5C8" w:sz="4"/>
+              <w:left w:val="single" w:color="D9D5C8" w:sz="4"/>
+              <w:bottom w:val="single" w:color="D9D5C8" w:sz="4"/>
+              <w:right w:val="single" w:color="D9D5C8" w:sz="4"/>
+            </w:tcBorders>
+            <w:tcMar>
+              <w:top w:type="dxa" w:w="60"/>
+              <w:left w:type="dxa" w:w="110"/>
+              <w:bottom w:type="dxa" w:w="60"/>
+              <w:right w:type="dxa" w:w="110"/>
+            </w:tcMar>
+          </w:tcPr>
+          <w:p>
+            <w:pPr>
+              <w:spacing w:after="0"/>
+            </w:pPr>
+            <w:r>
+              <w:rPr>
+                <w:rFonts w:ascii="Calibri" w:cs="Calibri" w:eastAsia="Calibri" w:hAnsi="Calibri"/>
+                <w:b w:val="false"/>
+                <w:bCs w:val="false"/>
+                <w:i w:val="false"/>
+                <w:iCs w:val="false"/>
+                <w:color w:val="1A1A1A"/>
+                <w:sz w:val="20"/>
+                <w:szCs w:val="20"/>
+              </w:rPr>
+              <w:t xml:space="preserve">limits on royal power</w:t>
+            </w:r>
+          </w:p>
+        </w:tc>
+      </w:tr>
+      <w:tr>
+        <w:tc>
+          <w:tcPr>
+            <w:tcW w:type="dxa" w:w="2842"/>
+            <w:tcBorders>
+              <w:top w:val="single" w:color="D9D5C8" w:sz="4"/>
+              <w:left w:val="single" w:color="D9D5C8" w:sz="4"/>
+              <w:bottom w:val="single" w:color="D9D5C8" w:sz="4"/>
+              <w:right w:val="single" w:color="D9D5C8" w:sz="4"/>
+            </w:tcBorders>
+            <w:tcMar>
+              <w:top w:type="dxa" w:w="60"/>
+              <w:left w:type="dxa" w:w="110"/>
+              <w:bottom w:type="dxa" w:w="60"/>
+              <w:right w:type="dxa" w:w="110"/>
+            </w:tcMar>
+          </w:tcPr>
+          <w:p>
+            <w:pPr>
+              <w:spacing w:after="0"/>
+            </w:pPr>
+            <w:r>
+              <w:rPr>
+                <w:rFonts w:ascii="Calibri" w:cs="Calibri" w:eastAsia="Calibri" w:hAnsi="Calibri"/>
+                <w:b w:val="false"/>
+                <w:bCs w:val="false"/>
+                <w:i w:val="false"/>
+                <w:iCs w:val="false"/>
+                <w:color w:val="1A1A1A"/>
+                <w:sz w:val="20"/>
+                <w:szCs w:val="20"/>
+              </w:rPr>
+              <w:t xml:space="preserve">History</w:t>
+            </w:r>
+          </w:p>
+        </w:tc>
+        <w:tc>
+          <w:tcPr>
+            <w:tcW w:type="dxa" w:w="6950"/>
+            <w:tcBorders>
+              <w:top w:val="single" w:color="D9D5C8" w:sz="4"/>
+              <w:left w:val="single" w:color="D9D5C8" w:sz="4"/>
+              <w:bottom w:val="single" w:color="D9D5C8" w:sz="4"/>
+              <w:right w:val="single" w:color="D9D5C8" w:sz="4"/>
+            </w:tcBorders>
+            <w:tcMar>
+              <w:top w:type="dxa" w:w="60"/>
+              <w:left w:type="dxa" w:w="110"/>
+              <w:bottom w:type="dxa" w:w="60"/>
+              <w:right w:type="dxa" w:w="110"/>
+            </w:tcMar>
+          </w:tcPr>
+          <w:p>
+            <w:pPr>
+              <w:spacing w:after="0"/>
+            </w:pPr>
+            <w:r>
+              <w:rPr>
+                <w:rFonts w:ascii="Calibri" w:cs="Calibri" w:eastAsia="Calibri" w:hAnsi="Calibri"/>
+                <w:b w:val="false"/>
+                <w:bCs w:val="false"/>
+                <w:i w:val="false"/>
+                <w:iCs w:val="false"/>
+                <w:color w:val="1A1A1A"/>
+                <w:sz w:val="20"/>
+                <w:szCs w:val="20"/>
+              </w:rPr>
+              <w:t xml:space="preserve">how limits accumulated over centuries</w:t>
             </w:r>
           </w:p>
         </w:tc>
@@ -10638,6 +11707,7 @@
           <w:insideH w:val="single" w:color="auto" w:sz="4"/>
           <w:insideV w:val="single" w:color="auto" w:sz="4"/>
         </w:tblBorders>
+        <w:tblLayout w:type="fixed"/>
       </w:tblPr>
       <w:tblGrid>
         <w:gridCol w:w="2842"/>
@@ -10716,6 +11786,150 @@
                 <w:szCs w:val="19"/>
               </w:rPr>
               <w:t xml:space="preserve">Where it is taught in this standard</w:t>
+            </w:r>
+          </w:p>
+        </w:tc>
+      </w:tr>
+      <w:tr>
+        <w:tc>
+          <w:tcPr>
+            <w:tcW w:type="dxa" w:w="2842"/>
+            <w:tcBorders>
+              <w:top w:val="single" w:color="D9D5C8" w:sz="4"/>
+              <w:left w:val="single" w:color="D9D5C8" w:sz="4"/>
+              <w:bottom w:val="single" w:color="D9D5C8" w:sz="4"/>
+              <w:right w:val="single" w:color="D9D5C8" w:sz="4"/>
+            </w:tcBorders>
+            <w:tcMar>
+              <w:top w:type="dxa" w:w="60"/>
+              <w:left w:type="dxa" w:w="110"/>
+              <w:bottom w:type="dxa" w:w="60"/>
+              <w:right w:type="dxa" w:w="110"/>
+            </w:tcMar>
+          </w:tcPr>
+          <w:p>
+            <w:pPr>
+              <w:spacing w:after="0"/>
+            </w:pPr>
+            <w:r>
+              <w:rPr>
+                <w:rFonts w:ascii="Calibri" w:cs="Calibri" w:eastAsia="Calibri" w:hAnsi="Calibri"/>
+                <w:b w:val="false"/>
+                <w:bCs w:val="false"/>
+                <w:i w:val="false"/>
+                <w:iCs w:val="false"/>
+                <w:color w:val="1A1A1A"/>
+                <w:sz w:val="20"/>
+                <w:szCs w:val="20"/>
+              </w:rPr>
+              <w:t xml:space="preserve">Culture</w:t>
+            </w:r>
+          </w:p>
+        </w:tc>
+        <w:tc>
+          <w:tcPr>
+            <w:tcW w:type="dxa" w:w="6950"/>
+            <w:tcBorders>
+              <w:top w:val="single" w:color="D9D5C8" w:sz="4"/>
+              <w:left w:val="single" w:color="D9D5C8" w:sz="4"/>
+              <w:bottom w:val="single" w:color="D9D5C8" w:sz="4"/>
+              <w:right w:val="single" w:color="D9D5C8" w:sz="4"/>
+            </w:tcBorders>
+            <w:tcMar>
+              <w:top w:type="dxa" w:w="60"/>
+              <w:left w:type="dxa" w:w="110"/>
+              <w:bottom w:type="dxa" w:w="60"/>
+              <w:right w:type="dxa" w:w="110"/>
+            </w:tcMar>
+          </w:tcPr>
+          <w:p>
+            <w:pPr>
+              <w:spacing w:after="0"/>
+            </w:pPr>
+            <w:r>
+              <w:rPr>
+                <w:rFonts w:ascii="Calibri" w:cs="Calibri" w:eastAsia="Calibri" w:hAnsi="Calibri"/>
+                <w:b w:val="false"/>
+                <w:bCs w:val="false"/>
+                <w:i w:val="false"/>
+                <w:iCs w:val="false"/>
+                <w:color w:val="1A1A1A"/>
+                <w:sz w:val="20"/>
+                <w:szCs w:val="20"/>
+              </w:rPr>
+              <w:t xml:space="preserve">reason replacing tradition as the test of truth</w:t>
+            </w:r>
+          </w:p>
+        </w:tc>
+      </w:tr>
+      <w:tr>
+        <w:tc>
+          <w:tcPr>
+            <w:tcW w:type="dxa" w:w="2842"/>
+            <w:tcBorders>
+              <w:top w:val="single" w:color="D9D5C8" w:sz="4"/>
+              <w:left w:val="single" w:color="D9D5C8" w:sz="4"/>
+              <w:bottom w:val="single" w:color="D9D5C8" w:sz="4"/>
+              <w:right w:val="single" w:color="D9D5C8" w:sz="4"/>
+            </w:tcBorders>
+            <w:tcMar>
+              <w:top w:type="dxa" w:w="60"/>
+              <w:left w:type="dxa" w:w="110"/>
+              <w:bottom w:type="dxa" w:w="60"/>
+              <w:right w:type="dxa" w:w="110"/>
+            </w:tcMar>
+          </w:tcPr>
+          <w:p>
+            <w:pPr>
+              <w:spacing w:after="0"/>
+            </w:pPr>
+            <w:r>
+              <w:rPr>
+                <w:rFonts w:ascii="Calibri" w:cs="Calibri" w:eastAsia="Calibri" w:hAnsi="Calibri"/>
+                <w:b w:val="false"/>
+                <w:bCs w:val="false"/>
+                <w:i w:val="false"/>
+                <w:iCs w:val="false"/>
+                <w:color w:val="1A1A1A"/>
+                <w:sz w:val="20"/>
+                <w:szCs w:val="20"/>
+              </w:rPr>
+              <w:t xml:space="preserve">Politics</w:t>
+            </w:r>
+          </w:p>
+        </w:tc>
+        <w:tc>
+          <w:tcPr>
+            <w:tcW w:type="dxa" w:w="6950"/>
+            <w:tcBorders>
+              <w:top w:val="single" w:color="D9D5C8" w:sz="4"/>
+              <w:left w:val="single" w:color="D9D5C8" w:sz="4"/>
+              <w:bottom w:val="single" w:color="D9D5C8" w:sz="4"/>
+              <w:right w:val="single" w:color="D9D5C8" w:sz="4"/>
+            </w:tcBorders>
+            <w:tcMar>
+              <w:top w:type="dxa" w:w="60"/>
+              <w:left w:type="dxa" w:w="110"/>
+              <w:bottom w:type="dxa" w:w="60"/>
+              <w:right w:type="dxa" w:w="110"/>
+            </w:tcMar>
+          </w:tcPr>
+          <w:p>
+            <w:pPr>
+              <w:spacing w:after="0"/>
+            </w:pPr>
+            <w:r>
+              <w:rPr>
+                <w:rFonts w:ascii="Calibri" w:cs="Calibri" w:eastAsia="Calibri" w:hAnsi="Calibri"/>
+                <w:b w:val="false"/>
+                <w:bCs w:val="false"/>
+                <w:i w:val="false"/>
+                <w:iCs w:val="false"/>
+                <w:color w:val="1A1A1A"/>
+                <w:sz w:val="20"/>
+                <w:szCs w:val="20"/>
+              </w:rPr>
+              <w:t xml:space="preserve">competing blueprints for legitimate government</w:t>
             </w:r>
           </w:p>
         </w:tc>
@@ -10752,6 +11966,7 @@
           <w:insideH w:val="single" w:color="auto" w:sz="4"/>
           <w:insideV w:val="single" w:color="auto" w:sz="4"/>
         </w:tblBorders>
+        <w:tblLayout w:type="fixed"/>
       </w:tblPr>
       <w:tblGrid>
         <w:gridCol w:w="2842"/>
@@ -10830,6 +12045,150 @@
                 <w:szCs w:val="19"/>
               </w:rPr>
               <w:t xml:space="preserve">Where it is taught in this standard</w:t>
+            </w:r>
+          </w:p>
+        </w:tc>
+      </w:tr>
+      <w:tr>
+        <w:tc>
+          <w:tcPr>
+            <w:tcW w:type="dxa" w:w="2842"/>
+            <w:tcBorders>
+              <w:top w:val="single" w:color="D9D5C8" w:sz="4"/>
+              <w:left w:val="single" w:color="D9D5C8" w:sz="4"/>
+              <w:bottom w:val="single" w:color="D9D5C8" w:sz="4"/>
+              <w:right w:val="single" w:color="D9D5C8" w:sz="4"/>
+            </w:tcBorders>
+            <w:tcMar>
+              <w:top w:type="dxa" w:w="60"/>
+              <w:left w:type="dxa" w:w="110"/>
+              <w:bottom w:type="dxa" w:w="60"/>
+              <w:right w:type="dxa" w:w="110"/>
+            </w:tcMar>
+          </w:tcPr>
+          <w:p>
+            <w:pPr>
+              <w:spacing w:after="0"/>
+            </w:pPr>
+            <w:r>
+              <w:rPr>
+                <w:rFonts w:ascii="Calibri" w:cs="Calibri" w:eastAsia="Calibri" w:hAnsi="Calibri"/>
+                <w:b w:val="false"/>
+                <w:bCs w:val="false"/>
+                <w:i w:val="false"/>
+                <w:iCs w:val="false"/>
+                <w:color w:val="1A1A1A"/>
+                <w:sz w:val="20"/>
+                <w:szCs w:val="20"/>
+              </w:rPr>
+              <w:t xml:space="preserve">Politics</w:t>
+            </w:r>
+          </w:p>
+        </w:tc>
+        <w:tc>
+          <w:tcPr>
+            <w:tcW w:type="dxa" w:w="6950"/>
+            <w:tcBorders>
+              <w:top w:val="single" w:color="D9D5C8" w:sz="4"/>
+              <w:left w:val="single" w:color="D9D5C8" w:sz="4"/>
+              <w:bottom w:val="single" w:color="D9D5C8" w:sz="4"/>
+              <w:right w:val="single" w:color="D9D5C8" w:sz="4"/>
+            </w:tcBorders>
+            <w:tcMar>
+              <w:top w:type="dxa" w:w="60"/>
+              <w:left w:type="dxa" w:w="110"/>
+              <w:bottom w:type="dxa" w:w="60"/>
+              <w:right w:type="dxa" w:w="110"/>
+            </w:tcMar>
+          </w:tcPr>
+          <w:p>
+            <w:pPr>
+              <w:spacing w:after="0"/>
+            </w:pPr>
+            <w:r>
+              <w:rPr>
+                <w:rFonts w:ascii="Calibri" w:cs="Calibri" w:eastAsia="Calibri" w:hAnsi="Calibri"/>
+                <w:b w:val="false"/>
+                <w:bCs w:val="false"/>
+                <w:i w:val="false"/>
+                <w:iCs w:val="false"/>
+                <w:color w:val="1A1A1A"/>
+                <w:sz w:val="20"/>
+                <w:szCs w:val="20"/>
+              </w:rPr>
+              <w:t xml:space="preserve">king vs. Parliament</w:t>
+            </w:r>
+          </w:p>
+        </w:tc>
+      </w:tr>
+      <w:tr>
+        <w:tc>
+          <w:tcPr>
+            <w:tcW w:type="dxa" w:w="2842"/>
+            <w:tcBorders>
+              <w:top w:val="single" w:color="D9D5C8" w:sz="4"/>
+              <w:left w:val="single" w:color="D9D5C8" w:sz="4"/>
+              <w:bottom w:val="single" w:color="D9D5C8" w:sz="4"/>
+              <w:right w:val="single" w:color="D9D5C8" w:sz="4"/>
+            </w:tcBorders>
+            <w:tcMar>
+              <w:top w:type="dxa" w:w="60"/>
+              <w:left w:type="dxa" w:w="110"/>
+              <w:bottom w:type="dxa" w:w="60"/>
+              <w:right w:type="dxa" w:w="110"/>
+            </w:tcMar>
+          </w:tcPr>
+          <w:p>
+            <w:pPr>
+              <w:spacing w:after="0"/>
+            </w:pPr>
+            <w:r>
+              <w:rPr>
+                <w:rFonts w:ascii="Calibri" w:cs="Calibri" w:eastAsia="Calibri" w:hAnsi="Calibri"/>
+                <w:b w:val="false"/>
+                <w:bCs w:val="false"/>
+                <w:i w:val="false"/>
+                <w:iCs w:val="false"/>
+                <w:color w:val="1A1A1A"/>
+                <w:sz w:val="20"/>
+                <w:szCs w:val="20"/>
+              </w:rPr>
+              <w:t xml:space="preserve">History</w:t>
+            </w:r>
+          </w:p>
+        </w:tc>
+        <w:tc>
+          <w:tcPr>
+            <w:tcW w:type="dxa" w:w="6950"/>
+            <w:tcBorders>
+              <w:top w:val="single" w:color="D9D5C8" w:sz="4"/>
+              <w:left w:val="single" w:color="D9D5C8" w:sz="4"/>
+              <w:bottom w:val="single" w:color="D9D5C8" w:sz="4"/>
+              <w:right w:val="single" w:color="D9D5C8" w:sz="4"/>
+            </w:tcBorders>
+            <w:tcMar>
+              <w:top w:type="dxa" w:w="60"/>
+              <w:left w:type="dxa" w:w="110"/>
+              <w:bottom w:type="dxa" w:w="60"/>
+              <w:right w:type="dxa" w:w="110"/>
+            </w:tcMar>
+          </w:tcPr>
+          <w:p>
+            <w:pPr>
+              <w:spacing w:after="0"/>
+            </w:pPr>
+            <w:r>
+              <w:rPr>
+                <w:rFonts w:ascii="Calibri" w:cs="Calibri" w:eastAsia="Calibri" w:hAnsi="Calibri"/>
+                <w:b w:val="false"/>
+                <w:bCs w:val="false"/>
+                <w:i w:val="false"/>
+                <w:iCs w:val="false"/>
+                <w:color w:val="1A1A1A"/>
+                <w:sz w:val="20"/>
+                <w:szCs w:val="20"/>
+              </w:rPr>
+              <w:t xml:space="preserve">cause and consequence across the 1600s</w:t>
             </w:r>
           </w:p>
         </w:tc>
@@ -10866,6 +12225,7 @@
           <w:insideH w:val="single" w:color="auto" w:sz="4"/>
           <w:insideV w:val="single" w:color="auto" w:sz="4"/>
         </w:tblBorders>
+        <w:tblLayout w:type="fixed"/>
       </w:tblPr>
       <w:tblGrid>
         <w:gridCol w:w="2842"/>
@@ -10944,6 +12304,150 @@
                 <w:szCs w:val="19"/>
               </w:rPr>
               <w:t xml:space="preserve">Where it is taught in this standard</w:t>
+            </w:r>
+          </w:p>
+        </w:tc>
+      </w:tr>
+      <w:tr>
+        <w:tc>
+          <w:tcPr>
+            <w:tcW w:type="dxa" w:w="2842"/>
+            <w:tcBorders>
+              <w:top w:val="single" w:color="D9D5C8" w:sz="4"/>
+              <w:left w:val="single" w:color="D9D5C8" w:sz="4"/>
+              <w:bottom w:val="single" w:color="D9D5C8" w:sz="4"/>
+              <w:right w:val="single" w:color="D9D5C8" w:sz="4"/>
+            </w:tcBorders>
+            <w:tcMar>
+              <w:top w:type="dxa" w:w="60"/>
+              <w:left w:type="dxa" w:w="110"/>
+              <w:bottom w:type="dxa" w:w="60"/>
+              <w:right w:type="dxa" w:w="110"/>
+            </w:tcMar>
+          </w:tcPr>
+          <w:p>
+            <w:pPr>
+              <w:spacing w:after="0"/>
+            </w:pPr>
+            <w:r>
+              <w:rPr>
+                <w:rFonts w:ascii="Calibri" w:cs="Calibri" w:eastAsia="Calibri" w:hAnsi="Calibri"/>
+                <w:b w:val="false"/>
+                <w:bCs w:val="false"/>
+                <w:i w:val="false"/>
+                <w:iCs w:val="false"/>
+                <w:color w:val="1A1A1A"/>
+                <w:sz w:val="20"/>
+                <w:szCs w:val="20"/>
+              </w:rPr>
+              <w:t xml:space="preserve">Culture</w:t>
+            </w:r>
+          </w:p>
+        </w:tc>
+        <w:tc>
+          <w:tcPr>
+            <w:tcW w:type="dxa" w:w="6950"/>
+            <w:tcBorders>
+              <w:top w:val="single" w:color="D9D5C8" w:sz="4"/>
+              <w:left w:val="single" w:color="D9D5C8" w:sz="4"/>
+              <w:bottom w:val="single" w:color="D9D5C8" w:sz="4"/>
+              <w:right w:val="single" w:color="D9D5C8" w:sz="4"/>
+            </w:tcBorders>
+            <w:tcMar>
+              <w:top w:type="dxa" w:w="60"/>
+              <w:left w:type="dxa" w:w="110"/>
+              <w:bottom w:type="dxa" w:w="60"/>
+              <w:right w:type="dxa" w:w="110"/>
+            </w:tcMar>
+          </w:tcPr>
+          <w:p>
+            <w:pPr>
+              <w:spacing w:after="0"/>
+            </w:pPr>
+            <w:r>
+              <w:rPr>
+                <w:rFonts w:ascii="Calibri" w:cs="Calibri" w:eastAsia="Calibri" w:hAnsi="Calibri"/>
+                <w:b w:val="false"/>
+                <w:bCs w:val="false"/>
+                <w:i w:val="false"/>
+                <w:iCs w:val="false"/>
+                <w:color w:val="1A1A1A"/>
+                <w:sz w:val="20"/>
+                <w:szCs w:val="20"/>
+              </w:rPr>
+              <w:t xml:space="preserve">the spread of ideas across the Atlantic</w:t>
+            </w:r>
+          </w:p>
+        </w:tc>
+      </w:tr>
+      <w:tr>
+        <w:tc>
+          <w:tcPr>
+            <w:tcW w:type="dxa" w:w="2842"/>
+            <w:tcBorders>
+              <w:top w:val="single" w:color="D9D5C8" w:sz="4"/>
+              <w:left w:val="single" w:color="D9D5C8" w:sz="4"/>
+              <w:bottom w:val="single" w:color="D9D5C8" w:sz="4"/>
+              <w:right w:val="single" w:color="D9D5C8" w:sz="4"/>
+            </w:tcBorders>
+            <w:tcMar>
+              <w:top w:type="dxa" w:w="60"/>
+              <w:left w:type="dxa" w:w="110"/>
+              <w:bottom w:type="dxa" w:w="60"/>
+              <w:right w:type="dxa" w:w="110"/>
+            </w:tcMar>
+          </w:tcPr>
+          <w:p>
+            <w:pPr>
+              <w:spacing w:after="0"/>
+            </w:pPr>
+            <w:r>
+              <w:rPr>
+                <w:rFonts w:ascii="Calibri" w:cs="Calibri" w:eastAsia="Calibri" w:hAnsi="Calibri"/>
+                <w:b w:val="false"/>
+                <w:bCs w:val="false"/>
+                <w:i w:val="false"/>
+                <w:iCs w:val="false"/>
+                <w:color w:val="1A1A1A"/>
+                <w:sz w:val="20"/>
+                <w:szCs w:val="20"/>
+              </w:rPr>
+              <w:t xml:space="preserve">History</w:t>
+            </w:r>
+          </w:p>
+        </w:tc>
+        <w:tc>
+          <w:tcPr>
+            <w:tcW w:type="dxa" w:w="6950"/>
+            <w:tcBorders>
+              <w:top w:val="single" w:color="D9D5C8" w:sz="4"/>
+              <w:left w:val="single" w:color="D9D5C8" w:sz="4"/>
+              <w:bottom w:val="single" w:color="D9D5C8" w:sz="4"/>
+              <w:right w:val="single" w:color="D9D5C8" w:sz="4"/>
+            </w:tcBorders>
+            <w:tcMar>
+              <w:top w:type="dxa" w:w="60"/>
+              <w:left w:type="dxa" w:w="110"/>
+              <w:bottom w:type="dxa" w:w="60"/>
+              <w:right w:type="dxa" w:w="110"/>
+            </w:tcMar>
+          </w:tcPr>
+          <w:p>
+            <w:pPr>
+              <w:spacing w:after="0"/>
+            </w:pPr>
+            <w:r>
+              <w:rPr>
+                <w:rFonts w:ascii="Calibri" w:cs="Calibri" w:eastAsia="Calibri" w:hAnsi="Calibri"/>
+                <w:b w:val="false"/>
+                <w:bCs w:val="false"/>
+                <w:i w:val="false"/>
+                <w:iCs w:val="false"/>
+                <w:color w:val="1A1A1A"/>
+                <w:sz w:val="20"/>
+                <w:szCs w:val="20"/>
+              </w:rPr>
+              <w:t xml:space="preserve">from philosophy to revolution</w:t>
             </w:r>
           </w:p>
         </w:tc>
@@ -11003,6 +12507,7 @@
           <w:insideH w:val="single" w:color="auto" w:sz="4"/>
           <w:insideV w:val="single" w:color="auto" w:sz="4"/>
         </w:tblBorders>
+        <w:tblLayout w:type="fixed"/>
       </w:tblPr>
       <w:tblGrid>
         <w:gridCol w:w="812"/>
@@ -11837,6 +13342,7 @@
           <w:insideH w:val="single" w:color="auto" w:sz="4"/>
           <w:insideV w:val="single" w:color="auto" w:sz="4"/>
         </w:tblBorders>
+        <w:tblLayout w:type="fixed"/>
       </w:tblPr>
       <w:tblGrid>
         <w:gridCol w:w="913"/>
@@ -12026,6 +13532,891 @@
                 <w:szCs w:val="19"/>
               </w:rPr>
               <w:t xml:space="preserve">What’s Next if a student misses it</w:t>
+            </w:r>
+          </w:p>
+        </w:tc>
+      </w:tr>
+      <w:tr>
+        <w:tc>
+          <w:tcPr>
+            <w:tcW w:type="dxa" w:w="913"/>
+            <w:tcBorders>
+              <w:top w:val="single" w:color="D9D5C8" w:sz="4"/>
+              <w:left w:val="single" w:color="D9D5C8" w:sz="4"/>
+              <w:bottom w:val="single" w:color="D9D5C8" w:sz="4"/>
+              <w:right w:val="single" w:color="D9D5C8" w:sz="4"/>
+            </w:tcBorders>
+            <w:tcMar>
+              <w:top w:type="dxa" w:w="60"/>
+              <w:left w:type="dxa" w:w="110"/>
+              <w:bottom w:type="dxa" w:w="60"/>
+              <w:right w:type="dxa" w:w="110"/>
+            </w:tcMar>
+          </w:tcPr>
+          <w:p>
+            <w:pPr>
+              <w:spacing w:after="0"/>
+            </w:pPr>
+            <w:r>
+              <w:rPr>
+                <w:rFonts w:ascii="Calibri" w:cs="Calibri" w:eastAsia="Calibri" w:hAnsi="Calibri"/>
+                <w:b w:val="false"/>
+                <w:bCs w:val="false"/>
+                <w:i w:val="false"/>
+                <w:iCs w:val="false"/>
+                <w:color w:val="1A1A1A"/>
+                <w:sz w:val="20"/>
+                <w:szCs w:val="20"/>
+              </w:rPr>
+              <w:t xml:space="preserve">W.01</w:t>
+            </w:r>
+          </w:p>
+        </w:tc>
+        <w:tc>
+          <w:tcPr>
+            <w:tcW w:type="dxa" w:w="1928"/>
+            <w:tcBorders>
+              <w:top w:val="single" w:color="D9D5C8" w:sz="4"/>
+              <w:left w:val="single" w:color="D9D5C8" w:sz="4"/>
+              <w:bottom w:val="single" w:color="D9D5C8" w:sz="4"/>
+              <w:right w:val="single" w:color="D9D5C8" w:sz="4"/>
+            </w:tcBorders>
+            <w:tcMar>
+              <w:top w:type="dxa" w:w="60"/>
+              <w:left w:type="dxa" w:w="110"/>
+              <w:bottom w:type="dxa" w:w="60"/>
+              <w:right w:type="dxa" w:w="110"/>
+            </w:tcMar>
+          </w:tcPr>
+          <w:p>
+            <w:pPr>
+              <w:spacing w:after="0"/>
+            </w:pPr>
+            <w:r>
+              <w:rPr>
+                <w:rFonts w:ascii="Calibri" w:cs="Calibri" w:eastAsia="Calibri" w:hAnsi="Calibri"/>
+                <w:b w:val="false"/>
+                <w:bCs w:val="false"/>
+                <w:i w:val="false"/>
+                <w:iCs w:val="false"/>
+                <w:color w:val="1A1A1A"/>
+                <w:sz w:val="20"/>
+                <w:szCs w:val="20"/>
+              </w:rPr>
+              <w:t xml:space="preserve">WHG-W01-014</w:t>
+            </w:r>
+          </w:p>
+        </w:tc>
+        <w:tc>
+          <w:tcPr>
+            <w:tcW w:type="dxa" w:w="710"/>
+            <w:tcBorders>
+              <w:top w:val="single" w:color="D9D5C8" w:sz="4"/>
+              <w:left w:val="single" w:color="D9D5C8" w:sz="4"/>
+              <w:bottom w:val="single" w:color="D9D5C8" w:sz="4"/>
+              <w:right w:val="single" w:color="D9D5C8" w:sz="4"/>
+            </w:tcBorders>
+            <w:tcMar>
+              <w:top w:type="dxa" w:w="60"/>
+              <w:left w:type="dxa" w:w="110"/>
+              <w:bottom w:type="dxa" w:w="60"/>
+              <w:right w:type="dxa" w:w="110"/>
+            </w:tcMar>
+          </w:tcPr>
+          <w:p>
+            <w:pPr>
+              <w:spacing w:after="0"/>
+            </w:pPr>
+            <w:r>
+              <w:rPr>
+                <w:rFonts w:ascii="Calibri" w:cs="Calibri" w:eastAsia="Calibri" w:hAnsi="Calibri"/>
+                <w:b w:val="false"/>
+                <w:bCs w:val="false"/>
+                <w:i w:val="false"/>
+                <w:iCs w:val="false"/>
+                <w:color w:val="1A1A1A"/>
+                <w:sz w:val="20"/>
+                <w:szCs w:val="20"/>
+              </w:rPr>
+              <w:t xml:space="preserve">3</w:t>
+            </w:r>
+          </w:p>
+        </w:tc>
+        <w:tc>
+          <w:tcPr>
+            <w:tcW w:type="dxa" w:w="710"/>
+            <w:tcBorders>
+              <w:top w:val="single" w:color="D9D5C8" w:sz="4"/>
+              <w:left w:val="single" w:color="D9D5C8" w:sz="4"/>
+              <w:bottom w:val="single" w:color="D9D5C8" w:sz="4"/>
+              <w:right w:val="single" w:color="D9D5C8" w:sz="4"/>
+            </w:tcBorders>
+            <w:tcMar>
+              <w:top w:type="dxa" w:w="60"/>
+              <w:left w:type="dxa" w:w="110"/>
+              <w:bottom w:type="dxa" w:w="60"/>
+              <w:right w:type="dxa" w:w="110"/>
+            </w:tcMar>
+          </w:tcPr>
+          <w:p>
+            <w:pPr>
+              <w:spacing w:after="0"/>
+            </w:pPr>
+            <w:r>
+              <w:rPr>
+                <w:rFonts w:ascii="Calibri" w:cs="Calibri" w:eastAsia="Calibri" w:hAnsi="Calibri"/>
+                <w:b w:val="false"/>
+                <w:bCs w:val="false"/>
+                <w:i w:val="false"/>
+                <w:iCs w:val="false"/>
+                <w:color w:val="1A1A1A"/>
+                <w:sz w:val="20"/>
+                <w:szCs w:val="20"/>
+              </w:rPr>
+              <w:t xml:space="preserve">A</w:t>
+            </w:r>
+          </w:p>
+        </w:tc>
+        <w:tc>
+          <w:tcPr>
+            <w:tcW w:type="dxa" w:w="5531"/>
+            <w:tcBorders>
+              <w:top w:val="single" w:color="D9D5C8" w:sz="4"/>
+              <w:left w:val="single" w:color="D9D5C8" w:sz="4"/>
+              <w:bottom w:val="single" w:color="D9D5C8" w:sz="4"/>
+              <w:right w:val="single" w:color="D9D5C8" w:sz="4"/>
+            </w:tcBorders>
+            <w:tcMar>
+              <w:top w:type="dxa" w:w="60"/>
+              <w:left w:type="dxa" w:w="110"/>
+              <w:bottom w:type="dxa" w:w="60"/>
+              <w:right w:type="dxa" w:w="110"/>
+            </w:tcMar>
+          </w:tcPr>
+          <w:p>
+            <w:pPr>
+              <w:spacing w:after="0"/>
+            </w:pPr>
+            <w:r>
+              <w:rPr>
+                <w:rFonts w:ascii="Calibri" w:cs="Calibri" w:eastAsia="Calibri" w:hAnsi="Calibri"/>
+                <w:b w:val="false"/>
+                <w:bCs w:val="false"/>
+                <w:i w:val="false"/>
+                <w:iCs w:val="false"/>
+                <w:color w:val="1A1A1A"/>
+                <w:sz w:val="20"/>
+                <w:szCs w:val="20"/>
+              </w:rPr>
+              <w:t xml:space="preserve">Revisit Absolutism &amp; the Divine Right of Kings — reteach with the Cornell cues + Guided Support; re-check with the Progress Check.</w:t>
+            </w:r>
+          </w:p>
+        </w:tc>
+      </w:tr>
+      <w:tr>
+        <w:tc>
+          <w:tcPr>
+            <w:tcW w:type="dxa" w:w="913"/>
+            <w:tcBorders>
+              <w:top w:val="single" w:color="D9D5C8" w:sz="4"/>
+              <w:left w:val="single" w:color="D9D5C8" w:sz="4"/>
+              <w:bottom w:val="single" w:color="D9D5C8" w:sz="4"/>
+              <w:right w:val="single" w:color="D9D5C8" w:sz="4"/>
+            </w:tcBorders>
+            <w:tcMar>
+              <w:top w:type="dxa" w:w="60"/>
+              <w:left w:type="dxa" w:w="110"/>
+              <w:bottom w:type="dxa" w:w="60"/>
+              <w:right w:type="dxa" w:w="110"/>
+            </w:tcMar>
+          </w:tcPr>
+          <w:p>
+            <w:pPr>
+              <w:spacing w:after="0"/>
+            </w:pPr>
+            <w:r>
+              <w:rPr>
+                <w:rFonts w:ascii="Calibri" w:cs="Calibri" w:eastAsia="Calibri" w:hAnsi="Calibri"/>
+                <w:b w:val="false"/>
+                <w:bCs w:val="false"/>
+                <w:i w:val="false"/>
+                <w:iCs w:val="false"/>
+                <w:color w:val="1A1A1A"/>
+                <w:sz w:val="20"/>
+                <w:szCs w:val="20"/>
+              </w:rPr>
+              <w:t xml:space="preserve">W.02</w:t>
+            </w:r>
+          </w:p>
+        </w:tc>
+        <w:tc>
+          <w:tcPr>
+            <w:tcW w:type="dxa" w:w="1928"/>
+            <w:tcBorders>
+              <w:top w:val="single" w:color="D9D5C8" w:sz="4"/>
+              <w:left w:val="single" w:color="D9D5C8" w:sz="4"/>
+              <w:bottom w:val="single" w:color="D9D5C8" w:sz="4"/>
+              <w:right w:val="single" w:color="D9D5C8" w:sz="4"/>
+            </w:tcBorders>
+            <w:tcMar>
+              <w:top w:type="dxa" w:w="60"/>
+              <w:left w:type="dxa" w:w="110"/>
+              <w:bottom w:type="dxa" w:w="60"/>
+              <w:right w:type="dxa" w:w="110"/>
+            </w:tcMar>
+          </w:tcPr>
+          <w:p>
+            <w:pPr>
+              <w:spacing w:after="0"/>
+            </w:pPr>
+            <w:r>
+              <w:rPr>
+                <w:rFonts w:ascii="Calibri" w:cs="Calibri" w:eastAsia="Calibri" w:hAnsi="Calibri"/>
+                <w:b w:val="false"/>
+                <w:bCs w:val="false"/>
+                <w:i w:val="false"/>
+                <w:iCs w:val="false"/>
+                <w:color w:val="1A1A1A"/>
+                <w:sz w:val="20"/>
+                <w:szCs w:val="20"/>
+              </w:rPr>
+              <w:t xml:space="preserve">WHG-W02-011</w:t>
+            </w:r>
+          </w:p>
+        </w:tc>
+        <w:tc>
+          <w:tcPr>
+            <w:tcW w:type="dxa" w:w="710"/>
+            <w:tcBorders>
+              <w:top w:val="single" w:color="D9D5C8" w:sz="4"/>
+              <w:left w:val="single" w:color="D9D5C8" w:sz="4"/>
+              <w:bottom w:val="single" w:color="D9D5C8" w:sz="4"/>
+              <w:right w:val="single" w:color="D9D5C8" w:sz="4"/>
+            </w:tcBorders>
+            <w:tcMar>
+              <w:top w:type="dxa" w:w="60"/>
+              <w:left w:type="dxa" w:w="110"/>
+              <w:bottom w:type="dxa" w:w="60"/>
+              <w:right w:type="dxa" w:w="110"/>
+            </w:tcMar>
+          </w:tcPr>
+          <w:p>
+            <w:pPr>
+              <w:spacing w:after="0"/>
+            </w:pPr>
+            <w:r>
+              <w:rPr>
+                <w:rFonts w:ascii="Calibri" w:cs="Calibri" w:eastAsia="Calibri" w:hAnsi="Calibri"/>
+                <w:b w:val="false"/>
+                <w:bCs w:val="false"/>
+                <w:i w:val="false"/>
+                <w:iCs w:val="false"/>
+                <w:color w:val="1A1A1A"/>
+                <w:sz w:val="20"/>
+                <w:szCs w:val="20"/>
+              </w:rPr>
+              <w:t xml:space="preserve">3</w:t>
+            </w:r>
+          </w:p>
+        </w:tc>
+        <w:tc>
+          <w:tcPr>
+            <w:tcW w:type="dxa" w:w="710"/>
+            <w:tcBorders>
+              <w:top w:val="single" w:color="D9D5C8" w:sz="4"/>
+              <w:left w:val="single" w:color="D9D5C8" w:sz="4"/>
+              <w:bottom w:val="single" w:color="D9D5C8" w:sz="4"/>
+              <w:right w:val="single" w:color="D9D5C8" w:sz="4"/>
+            </w:tcBorders>
+            <w:tcMar>
+              <w:top w:type="dxa" w:w="60"/>
+              <w:left w:type="dxa" w:w="110"/>
+              <w:bottom w:type="dxa" w:w="60"/>
+              <w:right w:type="dxa" w:w="110"/>
+            </w:tcMar>
+          </w:tcPr>
+          <w:p>
+            <w:pPr>
+              <w:spacing w:after="0"/>
+            </w:pPr>
+            <w:r>
+              <w:rPr>
+                <w:rFonts w:ascii="Calibri" w:cs="Calibri" w:eastAsia="Calibri" w:hAnsi="Calibri"/>
+                <w:b w:val="false"/>
+                <w:bCs w:val="false"/>
+                <w:i w:val="false"/>
+                <w:iCs w:val="false"/>
+                <w:color w:val="1A1A1A"/>
+                <w:sz w:val="20"/>
+                <w:szCs w:val="20"/>
+              </w:rPr>
+              <w:t xml:space="preserve">B</w:t>
+            </w:r>
+          </w:p>
+        </w:tc>
+        <w:tc>
+          <w:tcPr>
+            <w:tcW w:type="dxa" w:w="5531"/>
+            <w:tcBorders>
+              <w:top w:val="single" w:color="D9D5C8" w:sz="4"/>
+              <w:left w:val="single" w:color="D9D5C8" w:sz="4"/>
+              <w:bottom w:val="single" w:color="D9D5C8" w:sz="4"/>
+              <w:right w:val="single" w:color="D9D5C8" w:sz="4"/>
+            </w:tcBorders>
+            <w:tcMar>
+              <w:top w:type="dxa" w:w="60"/>
+              <w:left w:type="dxa" w:w="110"/>
+              <w:bottom w:type="dxa" w:w="60"/>
+              <w:right w:type="dxa" w:w="110"/>
+            </w:tcMar>
+          </w:tcPr>
+          <w:p>
+            <w:pPr>
+              <w:spacing w:after="0"/>
+            </w:pPr>
+            <w:r>
+              <w:rPr>
+                <w:rFonts w:ascii="Calibri" w:cs="Calibri" w:eastAsia="Calibri" w:hAnsi="Calibri"/>
+                <w:b w:val="false"/>
+                <w:bCs w:val="false"/>
+                <w:i w:val="false"/>
+                <w:iCs w:val="false"/>
+                <w:color w:val="1A1A1A"/>
+                <w:sz w:val="20"/>
+                <w:szCs w:val="20"/>
+              </w:rPr>
+              <w:t xml:space="preserve">Revisit Limiting the Monarch: Magna Carta &amp; the English Bill of Rights — reteach with the Cornell cues + Guided Support; re-check with the Progress Check.</w:t>
+            </w:r>
+          </w:p>
+        </w:tc>
+      </w:tr>
+      <w:tr>
+        <w:tc>
+          <w:tcPr>
+            <w:tcW w:type="dxa" w:w="913"/>
+            <w:tcBorders>
+              <w:top w:val="single" w:color="D9D5C8" w:sz="4"/>
+              <w:left w:val="single" w:color="D9D5C8" w:sz="4"/>
+              <w:bottom w:val="single" w:color="D9D5C8" w:sz="4"/>
+              <w:right w:val="single" w:color="D9D5C8" w:sz="4"/>
+            </w:tcBorders>
+            <w:tcMar>
+              <w:top w:type="dxa" w:w="60"/>
+              <w:left w:type="dxa" w:w="110"/>
+              <w:bottom w:type="dxa" w:w="60"/>
+              <w:right w:type="dxa" w:w="110"/>
+            </w:tcMar>
+          </w:tcPr>
+          <w:p>
+            <w:pPr>
+              <w:spacing w:after="0"/>
+            </w:pPr>
+            <w:r>
+              <w:rPr>
+                <w:rFonts w:ascii="Calibri" w:cs="Calibri" w:eastAsia="Calibri" w:hAnsi="Calibri"/>
+                <w:b w:val="false"/>
+                <w:bCs w:val="false"/>
+                <w:i w:val="false"/>
+                <w:iCs w:val="false"/>
+                <w:color w:val="1A1A1A"/>
+                <w:sz w:val="20"/>
+                <w:szCs w:val="20"/>
+              </w:rPr>
+              <w:t xml:space="preserve">W.03</w:t>
+            </w:r>
+          </w:p>
+        </w:tc>
+        <w:tc>
+          <w:tcPr>
+            <w:tcW w:type="dxa" w:w="1928"/>
+            <w:tcBorders>
+              <w:top w:val="single" w:color="D9D5C8" w:sz="4"/>
+              <w:left w:val="single" w:color="D9D5C8" w:sz="4"/>
+              <w:bottom w:val="single" w:color="D9D5C8" w:sz="4"/>
+              <w:right w:val="single" w:color="D9D5C8" w:sz="4"/>
+            </w:tcBorders>
+            <w:tcMar>
+              <w:top w:type="dxa" w:w="60"/>
+              <w:left w:type="dxa" w:w="110"/>
+              <w:bottom w:type="dxa" w:w="60"/>
+              <w:right w:type="dxa" w:w="110"/>
+            </w:tcMar>
+          </w:tcPr>
+          <w:p>
+            <w:pPr>
+              <w:spacing w:after="0"/>
+            </w:pPr>
+            <w:r>
+              <w:rPr>
+                <w:rFonts w:ascii="Calibri" w:cs="Calibri" w:eastAsia="Calibri" w:hAnsi="Calibri"/>
+                <w:b w:val="false"/>
+                <w:bCs w:val="false"/>
+                <w:i w:val="false"/>
+                <w:iCs w:val="false"/>
+                <w:color w:val="1A1A1A"/>
+                <w:sz w:val="20"/>
+                <w:szCs w:val="20"/>
+              </w:rPr>
+              <w:t xml:space="preserve">WHG-W03-011</w:t>
+            </w:r>
+          </w:p>
+        </w:tc>
+        <w:tc>
+          <w:tcPr>
+            <w:tcW w:type="dxa" w:w="710"/>
+            <w:tcBorders>
+              <w:top w:val="single" w:color="D9D5C8" w:sz="4"/>
+              <w:left w:val="single" w:color="D9D5C8" w:sz="4"/>
+              <w:bottom w:val="single" w:color="D9D5C8" w:sz="4"/>
+              <w:right w:val="single" w:color="D9D5C8" w:sz="4"/>
+            </w:tcBorders>
+            <w:tcMar>
+              <w:top w:type="dxa" w:w="60"/>
+              <w:left w:type="dxa" w:w="110"/>
+              <w:bottom w:type="dxa" w:w="60"/>
+              <w:right w:type="dxa" w:w="110"/>
+            </w:tcMar>
+          </w:tcPr>
+          <w:p>
+            <w:pPr>
+              <w:spacing w:after="0"/>
+            </w:pPr>
+            <w:r>
+              <w:rPr>
+                <w:rFonts w:ascii="Calibri" w:cs="Calibri" w:eastAsia="Calibri" w:hAnsi="Calibri"/>
+                <w:b w:val="false"/>
+                <w:bCs w:val="false"/>
+                <w:i w:val="false"/>
+                <w:iCs w:val="false"/>
+                <w:color w:val="1A1A1A"/>
+                <w:sz w:val="20"/>
+                <w:szCs w:val="20"/>
+              </w:rPr>
+              <w:t xml:space="preserve">3</w:t>
+            </w:r>
+          </w:p>
+        </w:tc>
+        <w:tc>
+          <w:tcPr>
+            <w:tcW w:type="dxa" w:w="710"/>
+            <w:tcBorders>
+              <w:top w:val="single" w:color="D9D5C8" w:sz="4"/>
+              <w:left w:val="single" w:color="D9D5C8" w:sz="4"/>
+              <w:bottom w:val="single" w:color="D9D5C8" w:sz="4"/>
+              <w:right w:val="single" w:color="D9D5C8" w:sz="4"/>
+            </w:tcBorders>
+            <w:tcMar>
+              <w:top w:type="dxa" w:w="60"/>
+              <w:left w:type="dxa" w:w="110"/>
+              <w:bottom w:type="dxa" w:w="60"/>
+              <w:right w:type="dxa" w:w="110"/>
+            </w:tcMar>
+          </w:tcPr>
+          <w:p>
+            <w:pPr>
+              <w:spacing w:after="0"/>
+            </w:pPr>
+            <w:r>
+              <w:rPr>
+                <w:rFonts w:ascii="Calibri" w:cs="Calibri" w:eastAsia="Calibri" w:hAnsi="Calibri"/>
+                <w:b w:val="false"/>
+                <w:bCs w:val="false"/>
+                <w:i w:val="false"/>
+                <w:iCs w:val="false"/>
+                <w:color w:val="1A1A1A"/>
+                <w:sz w:val="20"/>
+                <w:szCs w:val="20"/>
+              </w:rPr>
+              <w:t xml:space="preserve">C</w:t>
+            </w:r>
+          </w:p>
+        </w:tc>
+        <w:tc>
+          <w:tcPr>
+            <w:tcW w:type="dxa" w:w="5531"/>
+            <w:tcBorders>
+              <w:top w:val="single" w:color="D9D5C8" w:sz="4"/>
+              <w:left w:val="single" w:color="D9D5C8" w:sz="4"/>
+              <w:bottom w:val="single" w:color="D9D5C8" w:sz="4"/>
+              <w:right w:val="single" w:color="D9D5C8" w:sz="4"/>
+            </w:tcBorders>
+            <w:tcMar>
+              <w:top w:type="dxa" w:w="60"/>
+              <w:left w:type="dxa" w:w="110"/>
+              <w:bottom w:type="dxa" w:w="60"/>
+              <w:right w:type="dxa" w:w="110"/>
+            </w:tcMar>
+          </w:tcPr>
+          <w:p>
+            <w:pPr>
+              <w:spacing w:after="0"/>
+            </w:pPr>
+            <w:r>
+              <w:rPr>
+                <w:rFonts w:ascii="Calibri" w:cs="Calibri" w:eastAsia="Calibri" w:hAnsi="Calibri"/>
+                <w:b w:val="false"/>
+                <w:bCs w:val="false"/>
+                <w:i w:val="false"/>
+                <w:iCs w:val="false"/>
+                <w:color w:val="1A1A1A"/>
+                <w:sz w:val="20"/>
+                <w:szCs w:val="20"/>
+              </w:rPr>
+              <w:t xml:space="preserve">Revisit The Enlightenment: Reason, Rights &amp; Government — reteach with the Cornell cues + Guided Support; re-check with the Progress Check.</w:t>
+            </w:r>
+          </w:p>
+        </w:tc>
+      </w:tr>
+      <w:tr>
+        <w:tc>
+          <w:tcPr>
+            <w:tcW w:type="dxa" w:w="913"/>
+            <w:tcBorders>
+              <w:top w:val="single" w:color="D9D5C8" w:sz="4"/>
+              <w:left w:val="single" w:color="D9D5C8" w:sz="4"/>
+              <w:bottom w:val="single" w:color="D9D5C8" w:sz="4"/>
+              <w:right w:val="single" w:color="D9D5C8" w:sz="4"/>
+            </w:tcBorders>
+            <w:tcMar>
+              <w:top w:type="dxa" w:w="60"/>
+              <w:left w:type="dxa" w:w="110"/>
+              <w:bottom w:type="dxa" w:w="60"/>
+              <w:right w:type="dxa" w:w="110"/>
+            </w:tcMar>
+          </w:tcPr>
+          <w:p>
+            <w:pPr>
+              <w:spacing w:after="0"/>
+            </w:pPr>
+            <w:r>
+              <w:rPr>
+                <w:rFonts w:ascii="Calibri" w:cs="Calibri" w:eastAsia="Calibri" w:hAnsi="Calibri"/>
+                <w:b w:val="false"/>
+                <w:bCs w:val="false"/>
+                <w:i w:val="false"/>
+                <w:iCs w:val="false"/>
+                <w:color w:val="1A1A1A"/>
+                <w:sz w:val="20"/>
+                <w:szCs w:val="20"/>
+              </w:rPr>
+              <w:t xml:space="preserve">W.04</w:t>
+            </w:r>
+          </w:p>
+        </w:tc>
+        <w:tc>
+          <w:tcPr>
+            <w:tcW w:type="dxa" w:w="1928"/>
+            <w:tcBorders>
+              <w:top w:val="single" w:color="D9D5C8" w:sz="4"/>
+              <w:left w:val="single" w:color="D9D5C8" w:sz="4"/>
+              <w:bottom w:val="single" w:color="D9D5C8" w:sz="4"/>
+              <w:right w:val="single" w:color="D9D5C8" w:sz="4"/>
+            </w:tcBorders>
+            <w:tcMar>
+              <w:top w:type="dxa" w:w="60"/>
+              <w:left w:type="dxa" w:w="110"/>
+              <w:bottom w:type="dxa" w:w="60"/>
+              <w:right w:type="dxa" w:w="110"/>
+            </w:tcMar>
+          </w:tcPr>
+          <w:p>
+            <w:pPr>
+              <w:spacing w:after="0"/>
+            </w:pPr>
+            <w:r>
+              <w:rPr>
+                <w:rFonts w:ascii="Calibri" w:cs="Calibri" w:eastAsia="Calibri" w:hAnsi="Calibri"/>
+                <w:b w:val="false"/>
+                <w:bCs w:val="false"/>
+                <w:i w:val="false"/>
+                <w:iCs w:val="false"/>
+                <w:color w:val="1A1A1A"/>
+                <w:sz w:val="20"/>
+                <w:szCs w:val="20"/>
+              </w:rPr>
+              <w:t xml:space="preserve">WHG-W04-011</w:t>
+            </w:r>
+          </w:p>
+        </w:tc>
+        <w:tc>
+          <w:tcPr>
+            <w:tcW w:type="dxa" w:w="710"/>
+            <w:tcBorders>
+              <w:top w:val="single" w:color="D9D5C8" w:sz="4"/>
+              <w:left w:val="single" w:color="D9D5C8" w:sz="4"/>
+              <w:bottom w:val="single" w:color="D9D5C8" w:sz="4"/>
+              <w:right w:val="single" w:color="D9D5C8" w:sz="4"/>
+            </w:tcBorders>
+            <w:tcMar>
+              <w:top w:type="dxa" w:w="60"/>
+              <w:left w:type="dxa" w:w="110"/>
+              <w:bottom w:type="dxa" w:w="60"/>
+              <w:right w:type="dxa" w:w="110"/>
+            </w:tcMar>
+          </w:tcPr>
+          <w:p>
+            <w:pPr>
+              <w:spacing w:after="0"/>
+            </w:pPr>
+            <w:r>
+              <w:rPr>
+                <w:rFonts w:ascii="Calibri" w:cs="Calibri" w:eastAsia="Calibri" w:hAnsi="Calibri"/>
+                <w:b w:val="false"/>
+                <w:bCs w:val="false"/>
+                <w:i w:val="false"/>
+                <w:iCs w:val="false"/>
+                <w:color w:val="1A1A1A"/>
+                <w:sz w:val="20"/>
+                <w:szCs w:val="20"/>
+              </w:rPr>
+              <w:t xml:space="preserve">3</w:t>
+            </w:r>
+          </w:p>
+        </w:tc>
+        <w:tc>
+          <w:tcPr>
+            <w:tcW w:type="dxa" w:w="710"/>
+            <w:tcBorders>
+              <w:top w:val="single" w:color="D9D5C8" w:sz="4"/>
+              <w:left w:val="single" w:color="D9D5C8" w:sz="4"/>
+              <w:bottom w:val="single" w:color="D9D5C8" w:sz="4"/>
+              <w:right w:val="single" w:color="D9D5C8" w:sz="4"/>
+            </w:tcBorders>
+            <w:tcMar>
+              <w:top w:type="dxa" w:w="60"/>
+              <w:left w:type="dxa" w:w="110"/>
+              <w:bottom w:type="dxa" w:w="60"/>
+              <w:right w:type="dxa" w:w="110"/>
+            </w:tcMar>
+          </w:tcPr>
+          <w:p>
+            <w:pPr>
+              <w:spacing w:after="0"/>
+            </w:pPr>
+            <w:r>
+              <w:rPr>
+                <w:rFonts w:ascii="Calibri" w:cs="Calibri" w:eastAsia="Calibri" w:hAnsi="Calibri"/>
+                <w:b w:val="false"/>
+                <w:bCs w:val="false"/>
+                <w:i w:val="false"/>
+                <w:iCs w:val="false"/>
+                <w:color w:val="1A1A1A"/>
+                <w:sz w:val="20"/>
+                <w:szCs w:val="20"/>
+              </w:rPr>
+              <w:t xml:space="preserve">D</w:t>
+            </w:r>
+          </w:p>
+        </w:tc>
+        <w:tc>
+          <w:tcPr>
+            <w:tcW w:type="dxa" w:w="5531"/>
+            <w:tcBorders>
+              <w:top w:val="single" w:color="D9D5C8" w:sz="4"/>
+              <w:left w:val="single" w:color="D9D5C8" w:sz="4"/>
+              <w:bottom w:val="single" w:color="D9D5C8" w:sz="4"/>
+              <w:right w:val="single" w:color="D9D5C8" w:sz="4"/>
+            </w:tcBorders>
+            <w:tcMar>
+              <w:top w:type="dxa" w:w="60"/>
+              <w:left w:type="dxa" w:w="110"/>
+              <w:bottom w:type="dxa" w:w="60"/>
+              <w:right w:type="dxa" w:w="110"/>
+            </w:tcMar>
+          </w:tcPr>
+          <w:p>
+            <w:pPr>
+              <w:spacing w:after="0"/>
+            </w:pPr>
+            <w:r>
+              <w:rPr>
+                <w:rFonts w:ascii="Calibri" w:cs="Calibri" w:eastAsia="Calibri" w:hAnsi="Calibri"/>
+                <w:b w:val="false"/>
+                <w:bCs w:val="false"/>
+                <w:i w:val="false"/>
+                <w:iCs w:val="false"/>
+                <w:color w:val="1A1A1A"/>
+                <w:sz w:val="20"/>
+                <w:szCs w:val="20"/>
+              </w:rPr>
+              <w:t xml:space="preserve">Revisit The English Civil War &amp; Constitutional Monarchy — reteach with the Cornell cues + Guided Support; re-check with the Progress Check.</w:t>
+            </w:r>
+          </w:p>
+        </w:tc>
+      </w:tr>
+      <w:tr>
+        <w:tc>
+          <w:tcPr>
+            <w:tcW w:type="dxa" w:w="913"/>
+            <w:tcBorders>
+              <w:top w:val="single" w:color="D9D5C8" w:sz="4"/>
+              <w:left w:val="single" w:color="D9D5C8" w:sz="4"/>
+              <w:bottom w:val="single" w:color="D9D5C8" w:sz="4"/>
+              <w:right w:val="single" w:color="D9D5C8" w:sz="4"/>
+            </w:tcBorders>
+            <w:tcMar>
+              <w:top w:type="dxa" w:w="60"/>
+              <w:left w:type="dxa" w:w="110"/>
+              <w:bottom w:type="dxa" w:w="60"/>
+              <w:right w:type="dxa" w:w="110"/>
+            </w:tcMar>
+          </w:tcPr>
+          <w:p>
+            <w:pPr>
+              <w:spacing w:after="0"/>
+            </w:pPr>
+            <w:r>
+              <w:rPr>
+                <w:rFonts w:ascii="Calibri" w:cs="Calibri" w:eastAsia="Calibri" w:hAnsi="Calibri"/>
+                <w:b w:val="false"/>
+                <w:bCs w:val="false"/>
+                <w:i w:val="false"/>
+                <w:iCs w:val="false"/>
+                <w:color w:val="1A1A1A"/>
+                <w:sz w:val="20"/>
+                <w:szCs w:val="20"/>
+              </w:rPr>
+              <w:t xml:space="preserve">W.08a</w:t>
+            </w:r>
+          </w:p>
+        </w:tc>
+        <w:tc>
+          <w:tcPr>
+            <w:tcW w:type="dxa" w:w="1928"/>
+            <w:tcBorders>
+              <w:top w:val="single" w:color="D9D5C8" w:sz="4"/>
+              <w:left w:val="single" w:color="D9D5C8" w:sz="4"/>
+              <w:bottom w:val="single" w:color="D9D5C8" w:sz="4"/>
+              <w:right w:val="single" w:color="D9D5C8" w:sz="4"/>
+            </w:tcBorders>
+            <w:tcMar>
+              <w:top w:type="dxa" w:w="60"/>
+              <w:left w:type="dxa" w:w="110"/>
+              <w:bottom w:type="dxa" w:w="60"/>
+              <w:right w:type="dxa" w:w="110"/>
+            </w:tcMar>
+          </w:tcPr>
+          <w:p>
+            <w:pPr>
+              <w:spacing w:after="0"/>
+            </w:pPr>
+            <w:r>
+              <w:rPr>
+                <w:rFonts w:ascii="Calibri" w:cs="Calibri" w:eastAsia="Calibri" w:hAnsi="Calibri"/>
+                <w:b w:val="false"/>
+                <w:bCs w:val="false"/>
+                <w:i w:val="false"/>
+                <w:iCs w:val="false"/>
+                <w:color w:val="1A1A1A"/>
+                <w:sz w:val="20"/>
+                <w:szCs w:val="20"/>
+              </w:rPr>
+              <w:t xml:space="preserve">WHG-W08a-011</w:t>
+            </w:r>
+          </w:p>
+        </w:tc>
+        <w:tc>
+          <w:tcPr>
+            <w:tcW w:type="dxa" w:w="710"/>
+            <w:tcBorders>
+              <w:top w:val="single" w:color="D9D5C8" w:sz="4"/>
+              <w:left w:val="single" w:color="D9D5C8" w:sz="4"/>
+              <w:bottom w:val="single" w:color="D9D5C8" w:sz="4"/>
+              <w:right w:val="single" w:color="D9D5C8" w:sz="4"/>
+            </w:tcBorders>
+            <w:tcMar>
+              <w:top w:type="dxa" w:w="60"/>
+              <w:left w:type="dxa" w:w="110"/>
+              <w:bottom w:type="dxa" w:w="60"/>
+              <w:right w:type="dxa" w:w="110"/>
+            </w:tcMar>
+          </w:tcPr>
+          <w:p>
+            <w:pPr>
+              <w:spacing w:after="0"/>
+            </w:pPr>
+            <w:r>
+              <w:rPr>
+                <w:rFonts w:ascii="Calibri" w:cs="Calibri" w:eastAsia="Calibri" w:hAnsi="Calibri"/>
+                <w:b w:val="false"/>
+                <w:bCs w:val="false"/>
+                <w:i w:val="false"/>
+                <w:iCs w:val="false"/>
+                <w:color w:val="1A1A1A"/>
+                <w:sz w:val="20"/>
+                <w:szCs w:val="20"/>
+              </w:rPr>
+              <w:t xml:space="preserve">3</w:t>
+            </w:r>
+          </w:p>
+        </w:tc>
+        <w:tc>
+          <w:tcPr>
+            <w:tcW w:type="dxa" w:w="710"/>
+            <w:tcBorders>
+              <w:top w:val="single" w:color="D9D5C8" w:sz="4"/>
+              <w:left w:val="single" w:color="D9D5C8" w:sz="4"/>
+              <w:bottom w:val="single" w:color="D9D5C8" w:sz="4"/>
+              <w:right w:val="single" w:color="D9D5C8" w:sz="4"/>
+            </w:tcBorders>
+            <w:tcMar>
+              <w:top w:type="dxa" w:w="60"/>
+              <w:left w:type="dxa" w:w="110"/>
+              <w:bottom w:type="dxa" w:w="60"/>
+              <w:right w:type="dxa" w:w="110"/>
+            </w:tcMar>
+          </w:tcPr>
+          <w:p>
+            <w:pPr>
+              <w:spacing w:after="0"/>
+            </w:pPr>
+            <w:r>
+              <w:rPr>
+                <w:rFonts w:ascii="Calibri" w:cs="Calibri" w:eastAsia="Calibri" w:hAnsi="Calibri"/>
+                <w:b w:val="false"/>
+                <w:bCs w:val="false"/>
+                <w:i w:val="false"/>
+                <w:iCs w:val="false"/>
+                <w:color w:val="1A1A1A"/>
+                <w:sz w:val="20"/>
+                <w:szCs w:val="20"/>
+              </w:rPr>
+              <w:t xml:space="preserve">C</w:t>
+            </w:r>
+          </w:p>
+        </w:tc>
+        <w:tc>
+          <w:tcPr>
+            <w:tcW w:type="dxa" w:w="5531"/>
+            <w:tcBorders>
+              <w:top w:val="single" w:color="D9D5C8" w:sz="4"/>
+              <w:left w:val="single" w:color="D9D5C8" w:sz="4"/>
+              <w:bottom w:val="single" w:color="D9D5C8" w:sz="4"/>
+              <w:right w:val="single" w:color="D9D5C8" w:sz="4"/>
+            </w:tcBorders>
+            <w:tcMar>
+              <w:top w:type="dxa" w:w="60"/>
+              <w:left w:type="dxa" w:w="110"/>
+              <w:bottom w:type="dxa" w:w="60"/>
+              <w:right w:type="dxa" w:w="110"/>
+            </w:tcMar>
+          </w:tcPr>
+          <w:p>
+            <w:pPr>
+              <w:spacing w:after="0"/>
+            </w:pPr>
+            <w:r>
+              <w:rPr>
+                <w:rFonts w:ascii="Calibri" w:cs="Calibri" w:eastAsia="Calibri" w:hAnsi="Calibri"/>
+                <w:b w:val="false"/>
+                <w:bCs w:val="false"/>
+                <w:i w:val="false"/>
+                <w:iCs w:val="false"/>
+                <w:color w:val="1A1A1A"/>
+                <w:sz w:val="20"/>
+                <w:szCs w:val="20"/>
+              </w:rPr>
+              <w:t xml:space="preserve">Revisit From the Enlightenment to the Declaration of Independence — reteach with the Cornell cues + Guided Support; re-check with the Progress Check.</w:t>
             </w:r>
           </w:p>
         </w:tc>

--- a/courses/world-history-hack/BUILD/unit1/deliverables/Unit1_Teacher_HowToUse_and_MTSS_Guide.docx
+++ b/courses/world-history-hack/BUILD/unit1/deliverables/Unit1_Teacher_HowToUse_and_MTSS_Guide.docx
@@ -2232,7 +2232,25 @@
           <w:sz w:val="28"/>
           <w:szCs w:val="28"/>
         </w:rPr>
-        <w:t xml:space="preserve">Verified Lean Student Deck ranges (from the final 64-slide deck)</w:t>
+        <w:t xml:space="preserve">Student (Lean) Deck — section map</w:t>
+      </w:r>
+    </w:p>
+    <w:p>
+      <w:pPr>
+        <w:spacing w:after="100"/>
+      </w:pPr>
+      <w:r>
+        <w:rPr>
+          <w:rFonts w:ascii="Calibri" w:cs="Calibri" w:eastAsia="Calibri" w:hAnsi="Calibri"/>
+          <w:b w:val="false"/>
+          <w:bCs w:val="false"/>
+          <w:i w:val="false"/>
+          <w:iCs w:val="false"/>
+          <w:color w:val="1A1A1A"/>
+          <w:sz w:val="22"/>
+          <w:szCs w:val="22"/>
+        </w:rPr>
+        <w:t xml:space="preserve">The Student (Lean) Deck is organized into one titled section per standard, in the order below; each slide shows its standard code. Every section runs the same beats — opener → hook + key terms → primary source → Cornell cues → check for understanding — so students take Cornell Notes on the Universal Front as you move through it.</w:t>
       </w:r>
     </w:p>
     <w:tbl>
@@ -2250,11 +2268,8 @@
       </w:tblPr>
       <w:tblGrid>
         <w:gridCol w:w="1421"/>
-        <w:gridCol w:w="1928"/>
-        <w:gridCol w:w="1928"/>
-        <w:gridCol w:w="1471"/>
-        <w:gridCol w:w="1522"/>
-        <w:gridCol w:w="1522"/>
+        <w:gridCol w:w="5449"/>
+        <w:gridCol w:w="2922"/>
       </w:tblGrid>
       <w:tr>
         <w:trPr>
@@ -2298,7 +2313,7 @@
         </w:tc>
         <w:tc>
           <w:tcPr>
-            <w:tcW w:type="dxa" w:w="1928"/>
+            <w:tcW w:type="dxa" w:w="5449"/>
             <w:tcBorders>
               <w:top w:val="single" w:color="D9D5C8" w:sz="4"/>
               <w:left w:val="single" w:color="D9D5C8" w:sz="4"/>
@@ -2328,13 +2343,13 @@
                 <w:sz w:val="19"/>
                 <w:szCs w:val="19"/>
               </w:rPr>
-              <w:t xml:space="preserve">Lean Deck range</w:t>
-            </w:r>
-          </w:p>
-        </w:tc>
-        <w:tc>
-          <w:tcPr>
-            <w:tcW w:type="dxa" w:w="1928"/>
+              <w:t xml:space="preserve">Deck section</w:t>
+            </w:r>
+          </w:p>
+        </w:tc>
+        <w:tc>
+          <w:tcPr>
+            <w:tcW w:type="dxa" w:w="2922"/>
             <w:tcBorders>
               <w:top w:val="single" w:color="D9D5C8" w:sz="4"/>
               <w:left w:val="single" w:color="D9D5C8" w:sz="4"/>
@@ -2364,115 +2379,7 @@
                 <w:sz w:val="19"/>
                 <w:szCs w:val="19"/>
               </w:rPr>
-              <w:t xml:space="preserve">Direct-teaching</w:t>
-            </w:r>
-          </w:p>
-        </w:tc>
-        <w:tc>
-          <w:tcPr>
-            <w:tcW w:type="dxa" w:w="1471"/>
-            <w:tcBorders>
-              <w:top w:val="single" w:color="D9D5C8" w:sz="4"/>
-              <w:left w:val="single" w:color="D9D5C8" w:sz="4"/>
-              <w:bottom w:val="single" w:color="D9D5C8" w:sz="4"/>
-              <w:right w:val="single" w:color="D9D5C8" w:sz="4"/>
-            </w:tcBorders>
-            <w:shd w:fill="1B2A4A" w:color="auto" w:val="clear"/>
-            <w:tcMar>
-              <w:top w:type="dxa" w:w="60"/>
-              <w:left w:type="dxa" w:w="110"/>
-              <w:bottom w:type="dxa" w:w="60"/>
-              <w:right w:type="dxa" w:w="110"/>
-            </w:tcMar>
-          </w:tcPr>
-          <w:p>
-            <w:pPr>
-              <w:spacing w:after="0"/>
-            </w:pPr>
-            <w:r>
-              <w:rPr>
-                <w:rFonts w:ascii="Calibri" w:cs="Calibri" w:eastAsia="Calibri" w:hAnsi="Calibri"/>
-                <w:b/>
-                <w:bCs/>
-                <w:i w:val="false"/>
-                <w:iCs w:val="false"/>
-                <w:color w:val="FFFFFF"/>
-                <w:sz w:val="19"/>
-                <w:szCs w:val="19"/>
-              </w:rPr>
-              <w:t xml:space="preserve">Vocab</w:t>
-            </w:r>
-          </w:p>
-        </w:tc>
-        <w:tc>
-          <w:tcPr>
-            <w:tcW w:type="dxa" w:w="1522"/>
-            <w:tcBorders>
-              <w:top w:val="single" w:color="D9D5C8" w:sz="4"/>
-              <w:left w:val="single" w:color="D9D5C8" w:sz="4"/>
-              <w:bottom w:val="single" w:color="D9D5C8" w:sz="4"/>
-              <w:right w:val="single" w:color="D9D5C8" w:sz="4"/>
-            </w:tcBorders>
-            <w:shd w:fill="1B2A4A" w:color="auto" w:val="clear"/>
-            <w:tcMar>
-              <w:top w:type="dxa" w:w="60"/>
-              <w:left w:type="dxa" w:w="110"/>
-              <w:bottom w:type="dxa" w:w="60"/>
-              <w:right w:type="dxa" w:w="110"/>
-            </w:tcMar>
-          </w:tcPr>
-          <w:p>
-            <w:pPr>
-              <w:spacing w:after="0"/>
-            </w:pPr>
-            <w:r>
-              <w:rPr>
-                <w:rFonts w:ascii="Calibri" w:cs="Calibri" w:eastAsia="Calibri" w:hAnsi="Calibri"/>
-                <w:b/>
-                <w:bCs/>
-                <w:i w:val="false"/>
-                <w:iCs w:val="false"/>
-                <w:color w:val="FFFFFF"/>
-                <w:sz w:val="19"/>
-                <w:szCs w:val="19"/>
-              </w:rPr>
-              <w:t xml:space="preserve">Primary source</w:t>
-            </w:r>
-          </w:p>
-        </w:tc>
-        <w:tc>
-          <w:tcPr>
-            <w:tcW w:type="dxa" w:w="1522"/>
-            <w:tcBorders>
-              <w:top w:val="single" w:color="D9D5C8" w:sz="4"/>
-              <w:left w:val="single" w:color="D9D5C8" w:sz="4"/>
-              <w:bottom w:val="single" w:color="D9D5C8" w:sz="4"/>
-              <w:right w:val="single" w:color="D9D5C8" w:sz="4"/>
-            </w:tcBorders>
-            <w:shd w:fill="1B2A4A" w:color="auto" w:val="clear"/>
-            <w:tcMar>
-              <w:top w:type="dxa" w:w="60"/>
-              <w:left w:type="dxa" w:w="110"/>
-              <w:bottom w:type="dxa" w:w="60"/>
-              <w:right w:type="dxa" w:w="110"/>
-            </w:tcMar>
-          </w:tcPr>
-          <w:p>
-            <w:pPr>
-              <w:spacing w:after="0"/>
-            </w:pPr>
-            <w:r>
-              <w:rPr>
-                <w:rFonts w:ascii="Calibri" w:cs="Calibri" w:eastAsia="Calibri" w:hAnsi="Calibri"/>
-                <w:b/>
-                <w:bCs/>
-                <w:i w:val="false"/>
-                <w:iCs w:val="false"/>
-                <w:color w:val="FFFFFF"/>
-                <w:sz w:val="19"/>
-                <w:szCs w:val="19"/>
-              </w:rPr>
-              <w:t xml:space="preserve">Progress Check</w:t>
+              <w:t xml:space="preserve">Section beats</w:t>
             </w:r>
           </w:p>
         </w:tc>
@@ -2515,163 +2422,71 @@
         </w:tc>
         <w:tc>
           <w:tcPr>
-            <w:tcW w:type="dxa" w:w="1928"/>
-            <w:tcBorders>
-              <w:top w:val="single" w:color="D9D5C8" w:sz="4"/>
-              <w:left w:val="single" w:color="D9D5C8" w:sz="4"/>
-              <w:bottom w:val="single" w:color="D9D5C8" w:sz="4"/>
-              <w:right w:val="single" w:color="D9D5C8" w:sz="4"/>
-            </w:tcBorders>
-            <w:tcMar>
-              <w:top w:type="dxa" w:w="60"/>
-              <w:left w:type="dxa" w:w="110"/>
-              <w:bottom w:type="dxa" w:w="60"/>
-              <w:right w:type="dxa" w:w="110"/>
-            </w:tcMar>
-          </w:tcPr>
-          <w:p>
-            <w:pPr>
-              <w:spacing w:after="0"/>
-            </w:pPr>
-            <w:r>
-              <w:rPr>
-                <w:rFonts w:ascii="Calibri" w:cs="Calibri" w:eastAsia="Calibri" w:hAnsi="Calibri"/>
-                <w:b w:val="false"/>
-                <w:bCs w:val="false"/>
-                <w:i w:val="false"/>
-                <w:iCs w:val="false"/>
-                <w:color w:val="1A1A1A"/>
-                <w:sz w:val="20"/>
-                <w:szCs w:val="20"/>
-              </w:rPr>
-              <w:t xml:space="preserve">W.01</w:t>
-            </w:r>
-          </w:p>
-        </w:tc>
-        <w:tc>
-          <w:tcPr>
-            <w:tcW w:type="dxa" w:w="1928"/>
-            <w:tcBorders>
-              <w:top w:val="single" w:color="D9D5C8" w:sz="4"/>
-              <w:left w:val="single" w:color="D9D5C8" w:sz="4"/>
-              <w:bottom w:val="single" w:color="D9D5C8" w:sz="4"/>
-              <w:right w:val="single" w:color="D9D5C8" w:sz="4"/>
-            </w:tcBorders>
-            <w:tcMar>
-              <w:top w:type="dxa" w:w="60"/>
-              <w:left w:type="dxa" w:w="110"/>
-              <w:bottom w:type="dxa" w:w="60"/>
-              <w:right w:type="dxa" w:w="110"/>
-            </w:tcMar>
-          </w:tcPr>
-          <w:p>
-            <w:pPr>
-              <w:spacing w:after="0"/>
-            </w:pPr>
-          </w:p>
-        </w:tc>
-        <w:tc>
-          <w:tcPr>
-            <w:tcW w:type="dxa" w:w="1471"/>
-            <w:tcBorders>
-              <w:top w:val="single" w:color="D9D5C8" w:sz="4"/>
-              <w:left w:val="single" w:color="D9D5C8" w:sz="4"/>
-              <w:bottom w:val="single" w:color="D9D5C8" w:sz="4"/>
-              <w:right w:val="single" w:color="D9D5C8" w:sz="4"/>
-            </w:tcBorders>
-            <w:tcMar>
-              <w:top w:type="dxa" w:w="60"/>
-              <w:left w:type="dxa" w:w="110"/>
-              <w:bottom w:type="dxa" w:w="60"/>
-              <w:right w:type="dxa" w:w="110"/>
-            </w:tcMar>
-          </w:tcPr>
-          <w:p>
-            <w:pPr>
-              <w:spacing w:after="0"/>
-            </w:pPr>
-            <w:r>
-              <w:rPr>
-                <w:rFonts w:ascii="Calibri" w:cs="Calibri" w:eastAsia="Calibri" w:hAnsi="Calibri"/>
-                <w:b w:val="false"/>
-                <w:bCs w:val="false"/>
-                <w:i w:val="false"/>
-                <w:iCs w:val="false"/>
-                <w:color w:val="1A1A1A"/>
-                <w:sz w:val="20"/>
-                <w:szCs w:val="20"/>
-              </w:rPr>
-              <w:t xml:space="preserve">undefined</w:t>
-            </w:r>
-          </w:p>
-        </w:tc>
-        <w:tc>
-          <w:tcPr>
-            <w:tcW w:type="dxa" w:w="1522"/>
-            <w:tcBorders>
-              <w:top w:val="single" w:color="D9D5C8" w:sz="4"/>
-              <w:left w:val="single" w:color="D9D5C8" w:sz="4"/>
-              <w:bottom w:val="single" w:color="D9D5C8" w:sz="4"/>
-              <w:right w:val="single" w:color="D9D5C8" w:sz="4"/>
-            </w:tcBorders>
-            <w:tcMar>
-              <w:top w:type="dxa" w:w="60"/>
-              <w:left w:type="dxa" w:w="110"/>
-              <w:bottom w:type="dxa" w:w="60"/>
-              <w:right w:type="dxa" w:w="110"/>
-            </w:tcMar>
-          </w:tcPr>
-          <w:p>
-            <w:pPr>
-              <w:spacing w:after="0"/>
-            </w:pPr>
-            <w:r>
-              <w:rPr>
-                <w:rFonts w:ascii="Calibri" w:cs="Calibri" w:eastAsia="Calibri" w:hAnsi="Calibri"/>
-                <w:b w:val="false"/>
-                <w:bCs w:val="false"/>
-                <w:i w:val="false"/>
-                <w:iCs w:val="false"/>
-                <w:color w:val="1A1A1A"/>
-                <w:sz w:val="20"/>
-                <w:szCs w:val="20"/>
-              </w:rPr>
-              <w:t xml:space="preserve">undefined</w:t>
-            </w:r>
-          </w:p>
-        </w:tc>
-        <w:tc>
-          <w:tcPr>
-            <w:tcW w:type="dxa" w:w="1522"/>
-            <w:tcBorders>
-              <w:top w:val="single" w:color="D9D5C8" w:sz="4"/>
-              <w:left w:val="single" w:color="D9D5C8" w:sz="4"/>
-              <w:bottom w:val="single" w:color="D9D5C8" w:sz="4"/>
-              <w:right w:val="single" w:color="D9D5C8" w:sz="4"/>
-            </w:tcBorders>
-            <w:tcMar>
-              <w:top w:type="dxa" w:w="60"/>
-              <w:left w:type="dxa" w:w="110"/>
-              <w:bottom w:type="dxa" w:w="60"/>
-              <w:right w:type="dxa" w:w="110"/>
-            </w:tcMar>
-          </w:tcPr>
-          <w:p>
-            <w:pPr>
-              <w:spacing w:after="0"/>
-            </w:pPr>
-            <w:r>
-              <w:rPr>
-                <w:rFonts w:ascii="Calibri" w:cs="Calibri" w:eastAsia="Calibri" w:hAnsi="Calibri"/>
-                <w:b w:val="false"/>
-                <w:bCs w:val="false"/>
-                <w:i w:val="false"/>
-                <w:iCs w:val="false"/>
-                <w:color w:val="1A1A1A"/>
-                <w:sz w:val="20"/>
-                <w:szCs w:val="20"/>
-              </w:rPr>
-              <w:t xml:space="preserve">undefined</w:t>
+            <w:tcW w:type="dxa" w:w="5449"/>
+            <w:tcBorders>
+              <w:top w:val="single" w:color="D9D5C8" w:sz="4"/>
+              <w:left w:val="single" w:color="D9D5C8" w:sz="4"/>
+              <w:bottom w:val="single" w:color="D9D5C8" w:sz="4"/>
+              <w:right w:val="single" w:color="D9D5C8" w:sz="4"/>
+            </w:tcBorders>
+            <w:tcMar>
+              <w:top w:type="dxa" w:w="60"/>
+              <w:left w:type="dxa" w:w="110"/>
+              <w:bottom w:type="dxa" w:w="60"/>
+              <w:right w:type="dxa" w:w="110"/>
+            </w:tcMar>
+          </w:tcPr>
+          <w:p>
+            <w:pPr>
+              <w:spacing w:after="0"/>
+            </w:pPr>
+            <w:r>
+              <w:rPr>
+                <w:rFonts w:ascii="Calibri" w:cs="Calibri" w:eastAsia="Calibri" w:hAnsi="Calibri"/>
+                <w:b w:val="false"/>
+                <w:bCs w:val="false"/>
+                <w:i w:val="false"/>
+                <w:iCs w:val="false"/>
+                <w:color w:val="1A1A1A"/>
+                <w:sz w:val="20"/>
+                <w:szCs w:val="20"/>
+              </w:rPr>
+              <w:t xml:space="preserve">Absolutism &amp; the Divine Right of Kings</w:t>
+            </w:r>
+          </w:p>
+        </w:tc>
+        <w:tc>
+          <w:tcPr>
+            <w:tcW w:type="dxa" w:w="2922"/>
+            <w:tcBorders>
+              <w:top w:val="single" w:color="D9D5C8" w:sz="4"/>
+              <w:left w:val="single" w:color="D9D5C8" w:sz="4"/>
+              <w:bottom w:val="single" w:color="D9D5C8" w:sz="4"/>
+              <w:right w:val="single" w:color="D9D5C8" w:sz="4"/>
+            </w:tcBorders>
+            <w:tcMar>
+              <w:top w:type="dxa" w:w="60"/>
+              <w:left w:type="dxa" w:w="110"/>
+              <w:bottom w:type="dxa" w:w="60"/>
+              <w:right w:type="dxa" w:w="110"/>
+            </w:tcMar>
+          </w:tcPr>
+          <w:p>
+            <w:pPr>
+              <w:spacing w:after="0"/>
+            </w:pPr>
+            <w:r>
+              <w:rPr>
+                <w:rFonts w:ascii="Calibri" w:cs="Calibri" w:eastAsia="Calibri" w:hAnsi="Calibri"/>
+                <w:b w:val="false"/>
+                <w:bCs w:val="false"/>
+                <w:i w:val="false"/>
+                <w:iCs w:val="false"/>
+                <w:color w:val="1A1A1A"/>
+                <w:sz w:val="20"/>
+                <w:szCs w:val="20"/>
+              </w:rPr>
+              <w:t xml:space="preserve">Opener · Hook + Vocab · Primary Source · Cornell Cues · CFU</w:t>
             </w:r>
           </w:p>
         </w:tc>
@@ -2714,163 +2529,71 @@
         </w:tc>
         <w:tc>
           <w:tcPr>
-            <w:tcW w:type="dxa" w:w="1928"/>
-            <w:tcBorders>
-              <w:top w:val="single" w:color="D9D5C8" w:sz="4"/>
-              <w:left w:val="single" w:color="D9D5C8" w:sz="4"/>
-              <w:bottom w:val="single" w:color="D9D5C8" w:sz="4"/>
-              <w:right w:val="single" w:color="D9D5C8" w:sz="4"/>
-            </w:tcBorders>
-            <w:tcMar>
-              <w:top w:type="dxa" w:w="60"/>
-              <w:left w:type="dxa" w:w="110"/>
-              <w:bottom w:type="dxa" w:w="60"/>
-              <w:right w:type="dxa" w:w="110"/>
-            </w:tcMar>
-          </w:tcPr>
-          <w:p>
-            <w:pPr>
-              <w:spacing w:after="0"/>
-            </w:pPr>
-            <w:r>
-              <w:rPr>
-                <w:rFonts w:ascii="Calibri" w:cs="Calibri" w:eastAsia="Calibri" w:hAnsi="Calibri"/>
-                <w:b w:val="false"/>
-                <w:bCs w:val="false"/>
-                <w:i w:val="false"/>
-                <w:iCs w:val="false"/>
-                <w:color w:val="1A1A1A"/>
-                <w:sz w:val="20"/>
-                <w:szCs w:val="20"/>
-              </w:rPr>
-              <w:t xml:space="preserve">W.02</w:t>
-            </w:r>
-          </w:p>
-        </w:tc>
-        <w:tc>
-          <w:tcPr>
-            <w:tcW w:type="dxa" w:w="1928"/>
-            <w:tcBorders>
-              <w:top w:val="single" w:color="D9D5C8" w:sz="4"/>
-              <w:left w:val="single" w:color="D9D5C8" w:sz="4"/>
-              <w:bottom w:val="single" w:color="D9D5C8" w:sz="4"/>
-              <w:right w:val="single" w:color="D9D5C8" w:sz="4"/>
-            </w:tcBorders>
-            <w:tcMar>
-              <w:top w:type="dxa" w:w="60"/>
-              <w:left w:type="dxa" w:w="110"/>
-              <w:bottom w:type="dxa" w:w="60"/>
-              <w:right w:type="dxa" w:w="110"/>
-            </w:tcMar>
-          </w:tcPr>
-          <w:p>
-            <w:pPr>
-              <w:spacing w:after="0"/>
-            </w:pPr>
-          </w:p>
-        </w:tc>
-        <w:tc>
-          <w:tcPr>
-            <w:tcW w:type="dxa" w:w="1471"/>
-            <w:tcBorders>
-              <w:top w:val="single" w:color="D9D5C8" w:sz="4"/>
-              <w:left w:val="single" w:color="D9D5C8" w:sz="4"/>
-              <w:bottom w:val="single" w:color="D9D5C8" w:sz="4"/>
-              <w:right w:val="single" w:color="D9D5C8" w:sz="4"/>
-            </w:tcBorders>
-            <w:tcMar>
-              <w:top w:type="dxa" w:w="60"/>
-              <w:left w:type="dxa" w:w="110"/>
-              <w:bottom w:type="dxa" w:w="60"/>
-              <w:right w:type="dxa" w:w="110"/>
-            </w:tcMar>
-          </w:tcPr>
-          <w:p>
-            <w:pPr>
-              <w:spacing w:after="0"/>
-            </w:pPr>
-            <w:r>
-              <w:rPr>
-                <w:rFonts w:ascii="Calibri" w:cs="Calibri" w:eastAsia="Calibri" w:hAnsi="Calibri"/>
-                <w:b w:val="false"/>
-                <w:bCs w:val="false"/>
-                <w:i w:val="false"/>
-                <w:iCs w:val="false"/>
-                <w:color w:val="1A1A1A"/>
-                <w:sz w:val="20"/>
-                <w:szCs w:val="20"/>
-              </w:rPr>
-              <w:t xml:space="preserve">undefined</w:t>
-            </w:r>
-          </w:p>
-        </w:tc>
-        <w:tc>
-          <w:tcPr>
-            <w:tcW w:type="dxa" w:w="1522"/>
-            <w:tcBorders>
-              <w:top w:val="single" w:color="D9D5C8" w:sz="4"/>
-              <w:left w:val="single" w:color="D9D5C8" w:sz="4"/>
-              <w:bottom w:val="single" w:color="D9D5C8" w:sz="4"/>
-              <w:right w:val="single" w:color="D9D5C8" w:sz="4"/>
-            </w:tcBorders>
-            <w:tcMar>
-              <w:top w:type="dxa" w:w="60"/>
-              <w:left w:type="dxa" w:w="110"/>
-              <w:bottom w:type="dxa" w:w="60"/>
-              <w:right w:type="dxa" w:w="110"/>
-            </w:tcMar>
-          </w:tcPr>
-          <w:p>
-            <w:pPr>
-              <w:spacing w:after="0"/>
-            </w:pPr>
-            <w:r>
-              <w:rPr>
-                <w:rFonts w:ascii="Calibri" w:cs="Calibri" w:eastAsia="Calibri" w:hAnsi="Calibri"/>
-                <w:b w:val="false"/>
-                <w:bCs w:val="false"/>
-                <w:i w:val="false"/>
-                <w:iCs w:val="false"/>
-                <w:color w:val="1A1A1A"/>
-                <w:sz w:val="20"/>
-                <w:szCs w:val="20"/>
-              </w:rPr>
-              <w:t xml:space="preserve">undefined</w:t>
-            </w:r>
-          </w:p>
-        </w:tc>
-        <w:tc>
-          <w:tcPr>
-            <w:tcW w:type="dxa" w:w="1522"/>
-            <w:tcBorders>
-              <w:top w:val="single" w:color="D9D5C8" w:sz="4"/>
-              <w:left w:val="single" w:color="D9D5C8" w:sz="4"/>
-              <w:bottom w:val="single" w:color="D9D5C8" w:sz="4"/>
-              <w:right w:val="single" w:color="D9D5C8" w:sz="4"/>
-            </w:tcBorders>
-            <w:tcMar>
-              <w:top w:type="dxa" w:w="60"/>
-              <w:left w:type="dxa" w:w="110"/>
-              <w:bottom w:type="dxa" w:w="60"/>
-              <w:right w:type="dxa" w:w="110"/>
-            </w:tcMar>
-          </w:tcPr>
-          <w:p>
-            <w:pPr>
-              <w:spacing w:after="0"/>
-            </w:pPr>
-            <w:r>
-              <w:rPr>
-                <w:rFonts w:ascii="Calibri" w:cs="Calibri" w:eastAsia="Calibri" w:hAnsi="Calibri"/>
-                <w:b w:val="false"/>
-                <w:bCs w:val="false"/>
-                <w:i w:val="false"/>
-                <w:iCs w:val="false"/>
-                <w:color w:val="1A1A1A"/>
-                <w:sz w:val="20"/>
-                <w:szCs w:val="20"/>
-              </w:rPr>
-              <w:t xml:space="preserve">undefined</w:t>
+            <w:tcW w:type="dxa" w:w="5449"/>
+            <w:tcBorders>
+              <w:top w:val="single" w:color="D9D5C8" w:sz="4"/>
+              <w:left w:val="single" w:color="D9D5C8" w:sz="4"/>
+              <w:bottom w:val="single" w:color="D9D5C8" w:sz="4"/>
+              <w:right w:val="single" w:color="D9D5C8" w:sz="4"/>
+            </w:tcBorders>
+            <w:tcMar>
+              <w:top w:type="dxa" w:w="60"/>
+              <w:left w:type="dxa" w:w="110"/>
+              <w:bottom w:type="dxa" w:w="60"/>
+              <w:right w:type="dxa" w:w="110"/>
+            </w:tcMar>
+          </w:tcPr>
+          <w:p>
+            <w:pPr>
+              <w:spacing w:after="0"/>
+            </w:pPr>
+            <w:r>
+              <w:rPr>
+                <w:rFonts w:ascii="Calibri" w:cs="Calibri" w:eastAsia="Calibri" w:hAnsi="Calibri"/>
+                <w:b w:val="false"/>
+                <w:bCs w:val="false"/>
+                <w:i w:val="false"/>
+                <w:iCs w:val="false"/>
+                <w:color w:val="1A1A1A"/>
+                <w:sz w:val="20"/>
+                <w:szCs w:val="20"/>
+              </w:rPr>
+              <w:t xml:space="preserve">Limiting the Monarch: Magna Carta &amp; the English Bill of Rights</w:t>
+            </w:r>
+          </w:p>
+        </w:tc>
+        <w:tc>
+          <w:tcPr>
+            <w:tcW w:type="dxa" w:w="2922"/>
+            <w:tcBorders>
+              <w:top w:val="single" w:color="D9D5C8" w:sz="4"/>
+              <w:left w:val="single" w:color="D9D5C8" w:sz="4"/>
+              <w:bottom w:val="single" w:color="D9D5C8" w:sz="4"/>
+              <w:right w:val="single" w:color="D9D5C8" w:sz="4"/>
+            </w:tcBorders>
+            <w:tcMar>
+              <w:top w:type="dxa" w:w="60"/>
+              <w:left w:type="dxa" w:w="110"/>
+              <w:bottom w:type="dxa" w:w="60"/>
+              <w:right w:type="dxa" w:w="110"/>
+            </w:tcMar>
+          </w:tcPr>
+          <w:p>
+            <w:pPr>
+              <w:spacing w:after="0"/>
+            </w:pPr>
+            <w:r>
+              <w:rPr>
+                <w:rFonts w:ascii="Calibri" w:cs="Calibri" w:eastAsia="Calibri" w:hAnsi="Calibri"/>
+                <w:b w:val="false"/>
+                <w:bCs w:val="false"/>
+                <w:i w:val="false"/>
+                <w:iCs w:val="false"/>
+                <w:color w:val="1A1A1A"/>
+                <w:sz w:val="20"/>
+                <w:szCs w:val="20"/>
+              </w:rPr>
+              <w:t xml:space="preserve">Opener · Hook + Vocab · Primary Source · Cornell Cues · CFU</w:t>
             </w:r>
           </w:p>
         </w:tc>
@@ -2913,163 +2636,71 @@
         </w:tc>
         <w:tc>
           <w:tcPr>
-            <w:tcW w:type="dxa" w:w="1928"/>
-            <w:tcBorders>
-              <w:top w:val="single" w:color="D9D5C8" w:sz="4"/>
-              <w:left w:val="single" w:color="D9D5C8" w:sz="4"/>
-              <w:bottom w:val="single" w:color="D9D5C8" w:sz="4"/>
-              <w:right w:val="single" w:color="D9D5C8" w:sz="4"/>
-            </w:tcBorders>
-            <w:tcMar>
-              <w:top w:type="dxa" w:w="60"/>
-              <w:left w:type="dxa" w:w="110"/>
-              <w:bottom w:type="dxa" w:w="60"/>
-              <w:right w:type="dxa" w:w="110"/>
-            </w:tcMar>
-          </w:tcPr>
-          <w:p>
-            <w:pPr>
-              <w:spacing w:after="0"/>
-            </w:pPr>
-            <w:r>
-              <w:rPr>
-                <w:rFonts w:ascii="Calibri" w:cs="Calibri" w:eastAsia="Calibri" w:hAnsi="Calibri"/>
-                <w:b w:val="false"/>
-                <w:bCs w:val="false"/>
-                <w:i w:val="false"/>
-                <w:iCs w:val="false"/>
-                <w:color w:val="1A1A1A"/>
-                <w:sz w:val="20"/>
-                <w:szCs w:val="20"/>
-              </w:rPr>
-              <w:t xml:space="preserve">W.03</w:t>
-            </w:r>
-          </w:p>
-        </w:tc>
-        <w:tc>
-          <w:tcPr>
-            <w:tcW w:type="dxa" w:w="1928"/>
-            <w:tcBorders>
-              <w:top w:val="single" w:color="D9D5C8" w:sz="4"/>
-              <w:left w:val="single" w:color="D9D5C8" w:sz="4"/>
-              <w:bottom w:val="single" w:color="D9D5C8" w:sz="4"/>
-              <w:right w:val="single" w:color="D9D5C8" w:sz="4"/>
-            </w:tcBorders>
-            <w:tcMar>
-              <w:top w:type="dxa" w:w="60"/>
-              <w:left w:type="dxa" w:w="110"/>
-              <w:bottom w:type="dxa" w:w="60"/>
-              <w:right w:type="dxa" w:w="110"/>
-            </w:tcMar>
-          </w:tcPr>
-          <w:p>
-            <w:pPr>
-              <w:spacing w:after="0"/>
-            </w:pPr>
-          </w:p>
-        </w:tc>
-        <w:tc>
-          <w:tcPr>
-            <w:tcW w:type="dxa" w:w="1471"/>
-            <w:tcBorders>
-              <w:top w:val="single" w:color="D9D5C8" w:sz="4"/>
-              <w:left w:val="single" w:color="D9D5C8" w:sz="4"/>
-              <w:bottom w:val="single" w:color="D9D5C8" w:sz="4"/>
-              <w:right w:val="single" w:color="D9D5C8" w:sz="4"/>
-            </w:tcBorders>
-            <w:tcMar>
-              <w:top w:type="dxa" w:w="60"/>
-              <w:left w:type="dxa" w:w="110"/>
-              <w:bottom w:type="dxa" w:w="60"/>
-              <w:right w:type="dxa" w:w="110"/>
-            </w:tcMar>
-          </w:tcPr>
-          <w:p>
-            <w:pPr>
-              <w:spacing w:after="0"/>
-            </w:pPr>
-            <w:r>
-              <w:rPr>
-                <w:rFonts w:ascii="Calibri" w:cs="Calibri" w:eastAsia="Calibri" w:hAnsi="Calibri"/>
-                <w:b w:val="false"/>
-                <w:bCs w:val="false"/>
-                <w:i w:val="false"/>
-                <w:iCs w:val="false"/>
-                <w:color w:val="1A1A1A"/>
-                <w:sz w:val="20"/>
-                <w:szCs w:val="20"/>
-              </w:rPr>
-              <w:t xml:space="preserve">undefined</w:t>
-            </w:r>
-          </w:p>
-        </w:tc>
-        <w:tc>
-          <w:tcPr>
-            <w:tcW w:type="dxa" w:w="1522"/>
-            <w:tcBorders>
-              <w:top w:val="single" w:color="D9D5C8" w:sz="4"/>
-              <w:left w:val="single" w:color="D9D5C8" w:sz="4"/>
-              <w:bottom w:val="single" w:color="D9D5C8" w:sz="4"/>
-              <w:right w:val="single" w:color="D9D5C8" w:sz="4"/>
-            </w:tcBorders>
-            <w:tcMar>
-              <w:top w:type="dxa" w:w="60"/>
-              <w:left w:type="dxa" w:w="110"/>
-              <w:bottom w:type="dxa" w:w="60"/>
-              <w:right w:type="dxa" w:w="110"/>
-            </w:tcMar>
-          </w:tcPr>
-          <w:p>
-            <w:pPr>
-              <w:spacing w:after="0"/>
-            </w:pPr>
-            <w:r>
-              <w:rPr>
-                <w:rFonts w:ascii="Calibri" w:cs="Calibri" w:eastAsia="Calibri" w:hAnsi="Calibri"/>
-                <w:b w:val="false"/>
-                <w:bCs w:val="false"/>
-                <w:i w:val="false"/>
-                <w:iCs w:val="false"/>
-                <w:color w:val="1A1A1A"/>
-                <w:sz w:val="20"/>
-                <w:szCs w:val="20"/>
-              </w:rPr>
-              <w:t xml:space="preserve">undefined</w:t>
-            </w:r>
-          </w:p>
-        </w:tc>
-        <w:tc>
-          <w:tcPr>
-            <w:tcW w:type="dxa" w:w="1522"/>
-            <w:tcBorders>
-              <w:top w:val="single" w:color="D9D5C8" w:sz="4"/>
-              <w:left w:val="single" w:color="D9D5C8" w:sz="4"/>
-              <w:bottom w:val="single" w:color="D9D5C8" w:sz="4"/>
-              <w:right w:val="single" w:color="D9D5C8" w:sz="4"/>
-            </w:tcBorders>
-            <w:tcMar>
-              <w:top w:type="dxa" w:w="60"/>
-              <w:left w:type="dxa" w:w="110"/>
-              <w:bottom w:type="dxa" w:w="60"/>
-              <w:right w:type="dxa" w:w="110"/>
-            </w:tcMar>
-          </w:tcPr>
-          <w:p>
-            <w:pPr>
-              <w:spacing w:after="0"/>
-            </w:pPr>
-            <w:r>
-              <w:rPr>
-                <w:rFonts w:ascii="Calibri" w:cs="Calibri" w:eastAsia="Calibri" w:hAnsi="Calibri"/>
-                <w:b w:val="false"/>
-                <w:bCs w:val="false"/>
-                <w:i w:val="false"/>
-                <w:iCs w:val="false"/>
-                <w:color w:val="1A1A1A"/>
-                <w:sz w:val="20"/>
-                <w:szCs w:val="20"/>
-              </w:rPr>
-              <w:t xml:space="preserve">undefined</w:t>
+            <w:tcW w:type="dxa" w:w="5449"/>
+            <w:tcBorders>
+              <w:top w:val="single" w:color="D9D5C8" w:sz="4"/>
+              <w:left w:val="single" w:color="D9D5C8" w:sz="4"/>
+              <w:bottom w:val="single" w:color="D9D5C8" w:sz="4"/>
+              <w:right w:val="single" w:color="D9D5C8" w:sz="4"/>
+            </w:tcBorders>
+            <w:tcMar>
+              <w:top w:type="dxa" w:w="60"/>
+              <w:left w:type="dxa" w:w="110"/>
+              <w:bottom w:type="dxa" w:w="60"/>
+              <w:right w:type="dxa" w:w="110"/>
+            </w:tcMar>
+          </w:tcPr>
+          <w:p>
+            <w:pPr>
+              <w:spacing w:after="0"/>
+            </w:pPr>
+            <w:r>
+              <w:rPr>
+                <w:rFonts w:ascii="Calibri" w:cs="Calibri" w:eastAsia="Calibri" w:hAnsi="Calibri"/>
+                <w:b w:val="false"/>
+                <w:bCs w:val="false"/>
+                <w:i w:val="false"/>
+                <w:iCs w:val="false"/>
+                <w:color w:val="1A1A1A"/>
+                <w:sz w:val="20"/>
+                <w:szCs w:val="20"/>
+              </w:rPr>
+              <w:t xml:space="preserve">The Enlightenment: Reason, Rights &amp; Government</w:t>
+            </w:r>
+          </w:p>
+        </w:tc>
+        <w:tc>
+          <w:tcPr>
+            <w:tcW w:type="dxa" w:w="2922"/>
+            <w:tcBorders>
+              <w:top w:val="single" w:color="D9D5C8" w:sz="4"/>
+              <w:left w:val="single" w:color="D9D5C8" w:sz="4"/>
+              <w:bottom w:val="single" w:color="D9D5C8" w:sz="4"/>
+              <w:right w:val="single" w:color="D9D5C8" w:sz="4"/>
+            </w:tcBorders>
+            <w:tcMar>
+              <w:top w:type="dxa" w:w="60"/>
+              <w:left w:type="dxa" w:w="110"/>
+              <w:bottom w:type="dxa" w:w="60"/>
+              <w:right w:type="dxa" w:w="110"/>
+            </w:tcMar>
+          </w:tcPr>
+          <w:p>
+            <w:pPr>
+              <w:spacing w:after="0"/>
+            </w:pPr>
+            <w:r>
+              <w:rPr>
+                <w:rFonts w:ascii="Calibri" w:cs="Calibri" w:eastAsia="Calibri" w:hAnsi="Calibri"/>
+                <w:b w:val="false"/>
+                <w:bCs w:val="false"/>
+                <w:i w:val="false"/>
+                <w:iCs w:val="false"/>
+                <w:color w:val="1A1A1A"/>
+                <w:sz w:val="20"/>
+                <w:szCs w:val="20"/>
+              </w:rPr>
+              <w:t xml:space="preserve">Opener · Hook + Vocab · Primary Source · Cornell Cues · CFU</w:t>
             </w:r>
           </w:p>
         </w:tc>
@@ -3112,163 +2743,71 @@
         </w:tc>
         <w:tc>
           <w:tcPr>
-            <w:tcW w:type="dxa" w:w="1928"/>
-            <w:tcBorders>
-              <w:top w:val="single" w:color="D9D5C8" w:sz="4"/>
-              <w:left w:val="single" w:color="D9D5C8" w:sz="4"/>
-              <w:bottom w:val="single" w:color="D9D5C8" w:sz="4"/>
-              <w:right w:val="single" w:color="D9D5C8" w:sz="4"/>
-            </w:tcBorders>
-            <w:tcMar>
-              <w:top w:type="dxa" w:w="60"/>
-              <w:left w:type="dxa" w:w="110"/>
-              <w:bottom w:type="dxa" w:w="60"/>
-              <w:right w:type="dxa" w:w="110"/>
-            </w:tcMar>
-          </w:tcPr>
-          <w:p>
-            <w:pPr>
-              <w:spacing w:after="0"/>
-            </w:pPr>
-            <w:r>
-              <w:rPr>
-                <w:rFonts w:ascii="Calibri" w:cs="Calibri" w:eastAsia="Calibri" w:hAnsi="Calibri"/>
-                <w:b w:val="false"/>
-                <w:bCs w:val="false"/>
-                <w:i w:val="false"/>
-                <w:iCs w:val="false"/>
-                <w:color w:val="1A1A1A"/>
-                <w:sz w:val="20"/>
-                <w:szCs w:val="20"/>
-              </w:rPr>
-              <w:t xml:space="preserve">W.04</w:t>
-            </w:r>
-          </w:p>
-        </w:tc>
-        <w:tc>
-          <w:tcPr>
-            <w:tcW w:type="dxa" w:w="1928"/>
-            <w:tcBorders>
-              <w:top w:val="single" w:color="D9D5C8" w:sz="4"/>
-              <w:left w:val="single" w:color="D9D5C8" w:sz="4"/>
-              <w:bottom w:val="single" w:color="D9D5C8" w:sz="4"/>
-              <w:right w:val="single" w:color="D9D5C8" w:sz="4"/>
-            </w:tcBorders>
-            <w:tcMar>
-              <w:top w:type="dxa" w:w="60"/>
-              <w:left w:type="dxa" w:w="110"/>
-              <w:bottom w:type="dxa" w:w="60"/>
-              <w:right w:type="dxa" w:w="110"/>
-            </w:tcMar>
-          </w:tcPr>
-          <w:p>
-            <w:pPr>
-              <w:spacing w:after="0"/>
-            </w:pPr>
-          </w:p>
-        </w:tc>
-        <w:tc>
-          <w:tcPr>
-            <w:tcW w:type="dxa" w:w="1471"/>
-            <w:tcBorders>
-              <w:top w:val="single" w:color="D9D5C8" w:sz="4"/>
-              <w:left w:val="single" w:color="D9D5C8" w:sz="4"/>
-              <w:bottom w:val="single" w:color="D9D5C8" w:sz="4"/>
-              <w:right w:val="single" w:color="D9D5C8" w:sz="4"/>
-            </w:tcBorders>
-            <w:tcMar>
-              <w:top w:type="dxa" w:w="60"/>
-              <w:left w:type="dxa" w:w="110"/>
-              <w:bottom w:type="dxa" w:w="60"/>
-              <w:right w:type="dxa" w:w="110"/>
-            </w:tcMar>
-          </w:tcPr>
-          <w:p>
-            <w:pPr>
-              <w:spacing w:after="0"/>
-            </w:pPr>
-            <w:r>
-              <w:rPr>
-                <w:rFonts w:ascii="Calibri" w:cs="Calibri" w:eastAsia="Calibri" w:hAnsi="Calibri"/>
-                <w:b w:val="false"/>
-                <w:bCs w:val="false"/>
-                <w:i w:val="false"/>
-                <w:iCs w:val="false"/>
-                <w:color w:val="1A1A1A"/>
-                <w:sz w:val="20"/>
-                <w:szCs w:val="20"/>
-              </w:rPr>
-              <w:t xml:space="preserve">undefined</w:t>
-            </w:r>
-          </w:p>
-        </w:tc>
-        <w:tc>
-          <w:tcPr>
-            <w:tcW w:type="dxa" w:w="1522"/>
-            <w:tcBorders>
-              <w:top w:val="single" w:color="D9D5C8" w:sz="4"/>
-              <w:left w:val="single" w:color="D9D5C8" w:sz="4"/>
-              <w:bottom w:val="single" w:color="D9D5C8" w:sz="4"/>
-              <w:right w:val="single" w:color="D9D5C8" w:sz="4"/>
-            </w:tcBorders>
-            <w:tcMar>
-              <w:top w:type="dxa" w:w="60"/>
-              <w:left w:type="dxa" w:w="110"/>
-              <w:bottom w:type="dxa" w:w="60"/>
-              <w:right w:type="dxa" w:w="110"/>
-            </w:tcMar>
-          </w:tcPr>
-          <w:p>
-            <w:pPr>
-              <w:spacing w:after="0"/>
-            </w:pPr>
-            <w:r>
-              <w:rPr>
-                <w:rFonts w:ascii="Calibri" w:cs="Calibri" w:eastAsia="Calibri" w:hAnsi="Calibri"/>
-                <w:b w:val="false"/>
-                <w:bCs w:val="false"/>
-                <w:i w:val="false"/>
-                <w:iCs w:val="false"/>
-                <w:color w:val="1A1A1A"/>
-                <w:sz w:val="20"/>
-                <w:szCs w:val="20"/>
-              </w:rPr>
-              <w:t xml:space="preserve">undefined</w:t>
-            </w:r>
-          </w:p>
-        </w:tc>
-        <w:tc>
-          <w:tcPr>
-            <w:tcW w:type="dxa" w:w="1522"/>
-            <w:tcBorders>
-              <w:top w:val="single" w:color="D9D5C8" w:sz="4"/>
-              <w:left w:val="single" w:color="D9D5C8" w:sz="4"/>
-              <w:bottom w:val="single" w:color="D9D5C8" w:sz="4"/>
-              <w:right w:val="single" w:color="D9D5C8" w:sz="4"/>
-            </w:tcBorders>
-            <w:tcMar>
-              <w:top w:type="dxa" w:w="60"/>
-              <w:left w:type="dxa" w:w="110"/>
-              <w:bottom w:type="dxa" w:w="60"/>
-              <w:right w:type="dxa" w:w="110"/>
-            </w:tcMar>
-          </w:tcPr>
-          <w:p>
-            <w:pPr>
-              <w:spacing w:after="0"/>
-            </w:pPr>
-            <w:r>
-              <w:rPr>
-                <w:rFonts w:ascii="Calibri" w:cs="Calibri" w:eastAsia="Calibri" w:hAnsi="Calibri"/>
-                <w:b w:val="false"/>
-                <w:bCs w:val="false"/>
-                <w:i w:val="false"/>
-                <w:iCs w:val="false"/>
-                <w:color w:val="1A1A1A"/>
-                <w:sz w:val="20"/>
-                <w:szCs w:val="20"/>
-              </w:rPr>
-              <w:t xml:space="preserve">undefined</w:t>
+            <w:tcW w:type="dxa" w:w="5449"/>
+            <w:tcBorders>
+              <w:top w:val="single" w:color="D9D5C8" w:sz="4"/>
+              <w:left w:val="single" w:color="D9D5C8" w:sz="4"/>
+              <w:bottom w:val="single" w:color="D9D5C8" w:sz="4"/>
+              <w:right w:val="single" w:color="D9D5C8" w:sz="4"/>
+            </w:tcBorders>
+            <w:tcMar>
+              <w:top w:type="dxa" w:w="60"/>
+              <w:left w:type="dxa" w:w="110"/>
+              <w:bottom w:type="dxa" w:w="60"/>
+              <w:right w:type="dxa" w:w="110"/>
+            </w:tcMar>
+          </w:tcPr>
+          <w:p>
+            <w:pPr>
+              <w:spacing w:after="0"/>
+            </w:pPr>
+            <w:r>
+              <w:rPr>
+                <w:rFonts w:ascii="Calibri" w:cs="Calibri" w:eastAsia="Calibri" w:hAnsi="Calibri"/>
+                <w:b w:val="false"/>
+                <w:bCs w:val="false"/>
+                <w:i w:val="false"/>
+                <w:iCs w:val="false"/>
+                <w:color w:val="1A1A1A"/>
+                <w:sz w:val="20"/>
+                <w:szCs w:val="20"/>
+              </w:rPr>
+              <w:t xml:space="preserve">The English Civil War &amp; Constitutional Monarchy</w:t>
+            </w:r>
+          </w:p>
+        </w:tc>
+        <w:tc>
+          <w:tcPr>
+            <w:tcW w:type="dxa" w:w="2922"/>
+            <w:tcBorders>
+              <w:top w:val="single" w:color="D9D5C8" w:sz="4"/>
+              <w:left w:val="single" w:color="D9D5C8" w:sz="4"/>
+              <w:bottom w:val="single" w:color="D9D5C8" w:sz="4"/>
+              <w:right w:val="single" w:color="D9D5C8" w:sz="4"/>
+            </w:tcBorders>
+            <w:tcMar>
+              <w:top w:type="dxa" w:w="60"/>
+              <w:left w:type="dxa" w:w="110"/>
+              <w:bottom w:type="dxa" w:w="60"/>
+              <w:right w:type="dxa" w:w="110"/>
+            </w:tcMar>
+          </w:tcPr>
+          <w:p>
+            <w:pPr>
+              <w:spacing w:after="0"/>
+            </w:pPr>
+            <w:r>
+              <w:rPr>
+                <w:rFonts w:ascii="Calibri" w:cs="Calibri" w:eastAsia="Calibri" w:hAnsi="Calibri"/>
+                <w:b w:val="false"/>
+                <w:bCs w:val="false"/>
+                <w:i w:val="false"/>
+                <w:iCs w:val="false"/>
+                <w:color w:val="1A1A1A"/>
+                <w:sz w:val="20"/>
+                <w:szCs w:val="20"/>
+              </w:rPr>
+              <w:t xml:space="preserve">Opener · Hook + Vocab · Primary Source · Cornell Cues · CFU</w:t>
             </w:r>
           </w:p>
         </w:tc>
@@ -3311,163 +2850,71 @@
         </w:tc>
         <w:tc>
           <w:tcPr>
-            <w:tcW w:type="dxa" w:w="1928"/>
-            <w:tcBorders>
-              <w:top w:val="single" w:color="D9D5C8" w:sz="4"/>
-              <w:left w:val="single" w:color="D9D5C8" w:sz="4"/>
-              <w:bottom w:val="single" w:color="D9D5C8" w:sz="4"/>
-              <w:right w:val="single" w:color="D9D5C8" w:sz="4"/>
-            </w:tcBorders>
-            <w:tcMar>
-              <w:top w:type="dxa" w:w="60"/>
-              <w:left w:type="dxa" w:w="110"/>
-              <w:bottom w:type="dxa" w:w="60"/>
-              <w:right w:type="dxa" w:w="110"/>
-            </w:tcMar>
-          </w:tcPr>
-          <w:p>
-            <w:pPr>
-              <w:spacing w:after="0"/>
-            </w:pPr>
-            <w:r>
-              <w:rPr>
-                <w:rFonts w:ascii="Calibri" w:cs="Calibri" w:eastAsia="Calibri" w:hAnsi="Calibri"/>
-                <w:b w:val="false"/>
-                <w:bCs w:val="false"/>
-                <w:i w:val="false"/>
-                <w:iCs w:val="false"/>
-                <w:color w:val="1A1A1A"/>
-                <w:sz w:val="20"/>
-                <w:szCs w:val="20"/>
-              </w:rPr>
-              <w:t xml:space="preserve">W.08a</w:t>
-            </w:r>
-          </w:p>
-        </w:tc>
-        <w:tc>
-          <w:tcPr>
-            <w:tcW w:type="dxa" w:w="1928"/>
-            <w:tcBorders>
-              <w:top w:val="single" w:color="D9D5C8" w:sz="4"/>
-              <w:left w:val="single" w:color="D9D5C8" w:sz="4"/>
-              <w:bottom w:val="single" w:color="D9D5C8" w:sz="4"/>
-              <w:right w:val="single" w:color="D9D5C8" w:sz="4"/>
-            </w:tcBorders>
-            <w:tcMar>
-              <w:top w:type="dxa" w:w="60"/>
-              <w:left w:type="dxa" w:w="110"/>
-              <w:bottom w:type="dxa" w:w="60"/>
-              <w:right w:type="dxa" w:w="110"/>
-            </w:tcMar>
-          </w:tcPr>
-          <w:p>
-            <w:pPr>
-              <w:spacing w:after="0"/>
-            </w:pPr>
-          </w:p>
-        </w:tc>
-        <w:tc>
-          <w:tcPr>
-            <w:tcW w:type="dxa" w:w="1471"/>
-            <w:tcBorders>
-              <w:top w:val="single" w:color="D9D5C8" w:sz="4"/>
-              <w:left w:val="single" w:color="D9D5C8" w:sz="4"/>
-              <w:bottom w:val="single" w:color="D9D5C8" w:sz="4"/>
-              <w:right w:val="single" w:color="D9D5C8" w:sz="4"/>
-            </w:tcBorders>
-            <w:tcMar>
-              <w:top w:type="dxa" w:w="60"/>
-              <w:left w:type="dxa" w:w="110"/>
-              <w:bottom w:type="dxa" w:w="60"/>
-              <w:right w:type="dxa" w:w="110"/>
-            </w:tcMar>
-          </w:tcPr>
-          <w:p>
-            <w:pPr>
-              <w:spacing w:after="0"/>
-            </w:pPr>
-            <w:r>
-              <w:rPr>
-                <w:rFonts w:ascii="Calibri" w:cs="Calibri" w:eastAsia="Calibri" w:hAnsi="Calibri"/>
-                <w:b w:val="false"/>
-                <w:bCs w:val="false"/>
-                <w:i w:val="false"/>
-                <w:iCs w:val="false"/>
-                <w:color w:val="1A1A1A"/>
-                <w:sz w:val="20"/>
-                <w:szCs w:val="20"/>
-              </w:rPr>
-              <w:t xml:space="preserve">undefined</w:t>
-            </w:r>
-          </w:p>
-        </w:tc>
-        <w:tc>
-          <w:tcPr>
-            <w:tcW w:type="dxa" w:w="1522"/>
-            <w:tcBorders>
-              <w:top w:val="single" w:color="D9D5C8" w:sz="4"/>
-              <w:left w:val="single" w:color="D9D5C8" w:sz="4"/>
-              <w:bottom w:val="single" w:color="D9D5C8" w:sz="4"/>
-              <w:right w:val="single" w:color="D9D5C8" w:sz="4"/>
-            </w:tcBorders>
-            <w:tcMar>
-              <w:top w:type="dxa" w:w="60"/>
-              <w:left w:type="dxa" w:w="110"/>
-              <w:bottom w:type="dxa" w:w="60"/>
-              <w:right w:type="dxa" w:w="110"/>
-            </w:tcMar>
-          </w:tcPr>
-          <w:p>
-            <w:pPr>
-              <w:spacing w:after="0"/>
-            </w:pPr>
-            <w:r>
-              <w:rPr>
-                <w:rFonts w:ascii="Calibri" w:cs="Calibri" w:eastAsia="Calibri" w:hAnsi="Calibri"/>
-                <w:b w:val="false"/>
-                <w:bCs w:val="false"/>
-                <w:i w:val="false"/>
-                <w:iCs w:val="false"/>
-                <w:color w:val="1A1A1A"/>
-                <w:sz w:val="20"/>
-                <w:szCs w:val="20"/>
-              </w:rPr>
-              <w:t xml:space="preserve">undefined</w:t>
-            </w:r>
-          </w:p>
-        </w:tc>
-        <w:tc>
-          <w:tcPr>
-            <w:tcW w:type="dxa" w:w="1522"/>
-            <w:tcBorders>
-              <w:top w:val="single" w:color="D9D5C8" w:sz="4"/>
-              <w:left w:val="single" w:color="D9D5C8" w:sz="4"/>
-              <w:bottom w:val="single" w:color="D9D5C8" w:sz="4"/>
-              <w:right w:val="single" w:color="D9D5C8" w:sz="4"/>
-            </w:tcBorders>
-            <w:tcMar>
-              <w:top w:type="dxa" w:w="60"/>
-              <w:left w:type="dxa" w:w="110"/>
-              <w:bottom w:type="dxa" w:w="60"/>
-              <w:right w:type="dxa" w:w="110"/>
-            </w:tcMar>
-          </w:tcPr>
-          <w:p>
-            <w:pPr>
-              <w:spacing w:after="0"/>
-            </w:pPr>
-            <w:r>
-              <w:rPr>
-                <w:rFonts w:ascii="Calibri" w:cs="Calibri" w:eastAsia="Calibri" w:hAnsi="Calibri"/>
-                <w:b w:val="false"/>
-                <w:bCs w:val="false"/>
-                <w:i w:val="false"/>
-                <w:iCs w:val="false"/>
-                <w:color w:val="1A1A1A"/>
-                <w:sz w:val="20"/>
-                <w:szCs w:val="20"/>
-              </w:rPr>
-              <w:t xml:space="preserve">undefined</w:t>
+            <w:tcW w:type="dxa" w:w="5449"/>
+            <w:tcBorders>
+              <w:top w:val="single" w:color="D9D5C8" w:sz="4"/>
+              <w:left w:val="single" w:color="D9D5C8" w:sz="4"/>
+              <w:bottom w:val="single" w:color="D9D5C8" w:sz="4"/>
+              <w:right w:val="single" w:color="D9D5C8" w:sz="4"/>
+            </w:tcBorders>
+            <w:tcMar>
+              <w:top w:type="dxa" w:w="60"/>
+              <w:left w:type="dxa" w:w="110"/>
+              <w:bottom w:type="dxa" w:w="60"/>
+              <w:right w:type="dxa" w:w="110"/>
+            </w:tcMar>
+          </w:tcPr>
+          <w:p>
+            <w:pPr>
+              <w:spacing w:after="0"/>
+            </w:pPr>
+            <w:r>
+              <w:rPr>
+                <w:rFonts w:ascii="Calibri" w:cs="Calibri" w:eastAsia="Calibri" w:hAnsi="Calibri"/>
+                <w:b w:val="false"/>
+                <w:bCs w:val="false"/>
+                <w:i w:val="false"/>
+                <w:iCs w:val="false"/>
+                <w:color w:val="1A1A1A"/>
+                <w:sz w:val="20"/>
+                <w:szCs w:val="20"/>
+              </w:rPr>
+              <w:t xml:space="preserve">From the Enlightenment to the Declaration of Independence</w:t>
+            </w:r>
+          </w:p>
+        </w:tc>
+        <w:tc>
+          <w:tcPr>
+            <w:tcW w:type="dxa" w:w="2922"/>
+            <w:tcBorders>
+              <w:top w:val="single" w:color="D9D5C8" w:sz="4"/>
+              <w:left w:val="single" w:color="D9D5C8" w:sz="4"/>
+              <w:bottom w:val="single" w:color="D9D5C8" w:sz="4"/>
+              <w:right w:val="single" w:color="D9D5C8" w:sz="4"/>
+            </w:tcBorders>
+            <w:tcMar>
+              <w:top w:type="dxa" w:w="60"/>
+              <w:left w:type="dxa" w:w="110"/>
+              <w:bottom w:type="dxa" w:w="60"/>
+              <w:right w:type="dxa" w:w="110"/>
+            </w:tcMar>
+          </w:tcPr>
+          <w:p>
+            <w:pPr>
+              <w:spacing w:after="0"/>
+            </w:pPr>
+            <w:r>
+              <w:rPr>
+                <w:rFonts w:ascii="Calibri" w:cs="Calibri" w:eastAsia="Calibri" w:hAnsi="Calibri"/>
+                <w:b w:val="false"/>
+                <w:bCs w:val="false"/>
+                <w:i w:val="false"/>
+                <w:iCs w:val="false"/>
+                <w:color w:val="1A1A1A"/>
+                <w:sz w:val="20"/>
+                <w:szCs w:val="20"/>
+              </w:rPr>
+              <w:t xml:space="preserve">Opener · Hook + Vocab · Primary Source · Cornell Cues · CFU</w:t>
             </w:r>
           </w:p>
         </w:tc>
@@ -5157,14 +4604,10 @@
       </w:tr>
     </w:tbl>
     <w:p>
-      <w:r>
-        <w:br w:type="page"/>
-      </w:r>
-    </w:p>
-    <w:p>
       <w:pPr>
         <w:pStyle w:val="Heading1"/>
         <w:keepNext/>
+        <w:pageBreakBefore/>
         <w:spacing w:after="90" w:before="220"/>
       </w:pPr>
       <w:r>
@@ -7611,14 +7054,10 @@
       </w:tr>
     </w:tbl>
     <w:p>
-      <w:r>
-        <w:br w:type="page"/>
-      </w:r>
-    </w:p>
-    <w:p>
       <w:pPr>
         <w:pStyle w:val="Heading1"/>
         <w:keepNext/>
+        <w:pageBreakBefore/>
         <w:spacing w:after="90" w:before="220"/>
       </w:pPr>
       <w:r>
@@ -7965,14 +7404,10 @@
       </w:r>
     </w:p>
     <w:p>
-      <w:r>
-        <w:br w:type="page"/>
-      </w:r>
-    </w:p>
-    <w:p>
       <w:pPr>
         <w:pStyle w:val="Heading1"/>
         <w:keepNext/>
+        <w:pageBreakBefore/>
         <w:spacing w:after="90" w:before="220"/>
       </w:pPr>
       <w:r>
@@ -9355,14 +8790,10 @@
       </w:r>
     </w:p>
     <w:p>
-      <w:r>
-        <w:br w:type="page"/>
-      </w:r>
-    </w:p>
-    <w:p>
       <w:pPr>
         <w:pStyle w:val="Heading2"/>
         <w:keepNext/>
+        <w:pageBreakBefore/>
         <w:spacing w:after="90" w:before="150"/>
       </w:pPr>
       <w:r>
@@ -10154,14 +9585,10 @@
       </w:tr>
     </w:tbl>
     <w:p>
-      <w:r>
-        <w:br w:type="page"/>
-      </w:r>
-    </w:p>
-    <w:p>
       <w:pPr>
         <w:pStyle w:val="Heading1"/>
         <w:keepNext/>
+        <w:pageBreakBefore/>
         <w:spacing w:after="90" w:before="220"/>
       </w:pPr>
       <w:r>
@@ -11044,14 +10471,10 @@
       </w:tr>
     </w:tbl>
     <w:p>
-      <w:r>
-        <w:br w:type="page"/>
-      </w:r>
-    </w:p>
-    <w:p>
       <w:pPr>
         <w:pStyle w:val="Heading1"/>
         <w:keepNext/>
+        <w:pageBreakBefore/>
         <w:spacing w:after="90" w:before="220"/>
       </w:pPr>
       <w:r>
@@ -12454,14 +11877,10 @@
       </w:tr>
     </w:tbl>
     <w:p>
-      <w:r>
-        <w:br w:type="page"/>
-      </w:r>
-    </w:p>
-    <w:p>
       <w:pPr>
         <w:pStyle w:val="Heading1"/>
         <w:keepNext/>
+        <w:pageBreakBefore/>
         <w:spacing w:after="90" w:before="220"/>
       </w:pPr>
       <w:r>
@@ -13289,14 +12708,10 @@
       </w:r>
     </w:p>
     <w:p>
-      <w:r>
-        <w:br w:type="page"/>
-      </w:r>
-    </w:p>
-    <w:p>
       <w:pPr>
         <w:pStyle w:val="Heading1"/>
         <w:keepNext/>
+        <w:pageBreakBefore/>
         <w:spacing w:after="90" w:before="220"/>
       </w:pPr>
       <w:r>
